--- a/docs/GRADUATION_PROJECT_REPORT_v02.docx
+++ b/docs/GRADUATION_PROJECT_REPORT_v02.docx
@@ -2,6 +2,59 @@
 <file path=word/document.xml><?xml version="1.0" encoding="utf-8"?>
 <w:document xmlns:wpc="http://schemas.microsoft.com/office/word/2010/wordprocessingCanvas" xmlns:cx="http://schemas.microsoft.com/office/drawing/2014/chartex" xmlns:cx1="http://schemas.microsoft.com/office/drawing/2015/9/8/chartex" xmlns:cx2="http://schemas.microsoft.com/office/drawing/2015/10/21/chartex" xmlns:cx3="http://schemas.microsoft.com/office/drawing/2016/5/9/chartex" xmlns:cx4="http://schemas.microsoft.com/office/drawing/2016/5/10/chartex" xmlns:cx5="http://schemas.microsoft.com/office/drawing/2016/5/11/chartex" xmlns:cx6="http://schemas.microsoft.com/office/drawing/2016/5/12/chartex" xmlns:cx7="http://schemas.microsoft.com/office/drawing/2016/5/13/chartex" xmlns:cx8="http://schemas.microsoft.com/office/drawing/2016/5/14/chartex" xmlns:mc="http://schemas.openxmlformats.org/markup-compatibility/2006" xmlns:aink="http://schemas.microsoft.com/office/drawing/2016/ink" xmlns:am3d="http://schemas.microsoft.com/office/drawing/2017/model3d" xmlns:o="urn:schemas-microsoft-com:office:office" xmlns:oel="http://schemas.microsoft.com/office/2019/extlst" xmlns:r="http://schemas.openxmlformats.org/officeDocument/2006/relationships" xmlns:m="http://schemas.openxmlformats.org/officeDocument/2006/math" xmlns:v="urn:schemas-microsoft-com:vml" xmlns:wp14="http://schemas.microsoft.com/office/word/2010/wordprocessingDrawing" xmlns:wp="http://schemas.openxmlformats.org/drawingml/2006/wordprocessingDrawing" xmlns:w10="urn:schemas-microsoft-com:office:word" xmlns:w="http://schemas.openxmlformats.org/wordprocessingml/2006/main" xmlns:w14="http://schemas.microsoft.com/office/word/2010/wordml" xmlns:w15="http://schemas.microsoft.com/office/word/2012/wordml" xmlns:w16cex="http://schemas.microsoft.com/office/word/2018/wordml/cex" xmlns:w16cid="http://schemas.microsoft.com/office/word/2016/wordml/cid" xmlns:w16="http://schemas.microsoft.com/office/word/2018/wordml" xmlns:w16du="http://schemas.microsoft.com/office/word/2023/wordml/word16du" xmlns:w16sdtdh="http://schemas.microsoft.com/office/word/2020/wordml/sdtdatahash" xmlns:w16sdtfl="http://schemas.microsoft.com/office/word/2024/wordml/sdtformatlock" xmlns:w16se="http://schemas.microsoft.com/office/word/2015/wordml/symex" xmlns:wpg="http://schemas.microsoft.com/office/word/2010/wordprocessingGroup" xmlns:wpi="http://schemas.microsoft.com/office/word/2010/wordprocessingInk" xmlns:wne="http://schemas.microsoft.com/office/word/2006/wordml" xmlns:wps="http://schemas.microsoft.com/office/word/2010/wordprocessingShape" mc:Ignorable="w14 w15 w16se w16cid w16 w16cex w16sdtdh w16sdtfl w16du wp14">
   <w:body>
+    <w:p>
+      <w:pPr>
+        <w:spacing w:before="720"/>
+        <w:jc w:val="center"/>
+      </w:pPr>
+      <w:r>
+        <w:rPr>
+          <w:noProof/>
+          <w:lang w:val="en-CA" w:eastAsia="en-CA"/>
+        </w:rPr>
+        <w:drawing>
+          <wp:inline distT="0" distB="0" distL="0" distR="0" wp14:anchorId="69E9FEFA" wp14:editId="50E7A7BE">
+            <wp:extent cx="3554869" cy="1272448"/>
+            <wp:effectExtent l="0" t="0" r="0" b="0"/>
+            <wp:docPr id="2" name="Resim 2"/>
+            <wp:cNvGraphicFramePr>
+              <a:graphicFrameLocks xmlns:a="http://schemas.openxmlformats.org/drawingml/2006/main" noChangeAspect="1"/>
+            </wp:cNvGraphicFramePr>
+            <a:graphic xmlns:a="http://schemas.openxmlformats.org/drawingml/2006/main">
+              <a:graphicData uri="http://schemas.openxmlformats.org/drawingml/2006/picture">
+                <pic:pic xmlns:pic="http://schemas.openxmlformats.org/drawingml/2006/picture">
+                  <pic:nvPicPr>
+                    <pic:cNvPr id="2" name="OSTIM 2.png"/>
+                    <pic:cNvPicPr/>
+                  </pic:nvPicPr>
+                  <pic:blipFill>
+                    <a:blip r:embed="rId7">
+                      <a:extLst>
+                        <a:ext uri="{28A0092B-C50C-407E-A947-70E740481C1C}">
+                          <a14:useLocalDpi xmlns:a14="http://schemas.microsoft.com/office/drawing/2010/main" val="0"/>
+                        </a:ext>
+                      </a:extLst>
+                    </a:blip>
+                    <a:stretch>
+                      <a:fillRect/>
+                    </a:stretch>
+                  </pic:blipFill>
+                  <pic:spPr>
+                    <a:xfrm>
+                      <a:off x="0" y="0"/>
+                      <a:ext cx="3618409" cy="1295192"/>
+                    </a:xfrm>
+                    <a:prstGeom prst="rect">
+                      <a:avLst/>
+                    </a:prstGeom>
+                  </pic:spPr>
+                </pic:pic>
+              </a:graphicData>
+            </a:graphic>
+          </wp:inline>
+        </w:drawing>
+      </w:r>
+    </w:p>
     <w:p>
       <w:pPr>
         <w:spacing w:before="720"/>
@@ -27,6 +80,13 @@
       <w:pPr>
         <w:spacing w:after="360"/>
         <w:jc w:val="center"/>
+        <w:rPr>
+          <w:b/>
+          <w:bCs/>
+          <w:color w:val="7A1E2E"/>
+          <w:sz w:val="28"/>
+          <w:szCs w:val="28"/>
+        </w:rPr>
       </w:pPr>
       <w:r>
         <w:rPr>
@@ -41,6 +101,28 @@
     </w:p>
     <w:p>
       <w:pPr>
+        <w:spacing w:after="80"/>
+        <w:jc w:val="center"/>
+      </w:pPr>
+      <w:r>
+        <w:rPr>
+          <w:b/>
+          <w:bCs/>
+          <w:color w:val="7A1E2E"/>
+          <w:sz w:val="32"/>
+          <w:szCs w:val="32"/>
+        </w:rPr>
+        <w:t>Department of Computer Engineering</w:t>
+      </w:r>
+    </w:p>
+    <w:p>
+      <w:pPr>
+        <w:spacing w:after="360"/>
+        <w:jc w:val="center"/>
+      </w:pPr>
+    </w:p>
+    <w:p>
+      <w:pPr>
         <w:pBdr>
           <w:bottom w:val="single" w:sz="12" w:space="1" w:color="7A1E2E"/>
         </w:pBdr>
@@ -103,76 +185,6 @@
         </w:rPr>
         <w:t>Web Application for Turkish Law</w:t>
       </w:r>
-    </w:p>
-    <w:p>
-      <w:pPr>
-        <w:spacing w:before="360"/>
-      </w:pPr>
-    </w:p>
-    <w:p>
-      <w:pPr>
-        <w:spacing w:after="60"/>
-        <w:jc w:val="center"/>
-      </w:pPr>
-      <w:r>
-        <w:rPr>
-          <w:b/>
-          <w:bCs/>
-          <w:sz w:val="26"/>
-          <w:szCs w:val="26"/>
-        </w:rPr>
-        <w:t>Erdem Susam — 210201014</w:t>
-      </w:r>
-    </w:p>
-    <w:p>
-      <w:pPr>
-        <w:spacing w:after="60"/>
-        <w:jc w:val="center"/>
-      </w:pPr>
-      <w:r>
-        <w:rPr>
-          <w:b/>
-          <w:bCs/>
-          <w:sz w:val="26"/>
-          <w:szCs w:val="26"/>
-        </w:rPr>
-        <w:t>Mustafa Sahin — 210201025</w:t>
-      </w:r>
-    </w:p>
-    <w:p>
-      <w:pPr>
-        <w:spacing w:after="60"/>
-        <w:jc w:val="center"/>
-      </w:pPr>
-      <w:r>
-        <w:rPr>
-          <w:b/>
-          <w:bCs/>
-          <w:sz w:val="26"/>
-          <w:szCs w:val="26"/>
-        </w:rPr>
-        <w:t>Omer Faruk Gunes — 210201027</w:t>
-      </w:r>
-    </w:p>
-    <w:p>
-      <w:pPr>
-        <w:spacing w:after="720"/>
-        <w:jc w:val="center"/>
-      </w:pPr>
-      <w:r>
-        <w:rPr>
-          <w:b/>
-          <w:bCs/>
-          <w:sz w:val="26"/>
-          <w:szCs w:val="26"/>
-        </w:rPr>
-        <w:t>Yagiz Han Aslan — 210208002</w:t>
-      </w:r>
-    </w:p>
-    <w:p>
-      <w:pPr>
-        <w:spacing w:before="360"/>
-      </w:pPr>
     </w:p>
     <w:tbl>
       <w:tblPr>
@@ -196,12 +208,6 @@
         <w:gridCol w:w="5580"/>
       </w:tblGrid>
       <w:tr>
-        <w:tblPrEx>
-          <w:tblCellMar>
-            <w:top w:w="0" w:type="dxa"/>
-            <w:bottom w:w="0" w:type="dxa"/>
-          </w:tblCellMar>
-        </w:tblPrEx>
         <w:tc>
           <w:tcPr>
             <w:tcW w:w="2520" w:type="dxa"/>
@@ -265,12 +271,6 @@
         </w:tc>
       </w:tr>
       <w:tr>
-        <w:tblPrEx>
-          <w:tblCellMar>
-            <w:top w:w="0" w:type="dxa"/>
-            <w:bottom w:w="0" w:type="dxa"/>
-          </w:tblCellMar>
-        </w:tblPrEx>
         <w:tc>
           <w:tcPr>
             <w:tcW w:w="2520" w:type="dxa"/>
@@ -325,12 +325,6 @@
         </w:tc>
       </w:tr>
       <w:tr>
-        <w:tblPrEx>
-          <w:tblCellMar>
-            <w:top w:w="0" w:type="dxa"/>
-            <w:bottom w:w="0" w:type="dxa"/>
-          </w:tblCellMar>
-        </w:tblPrEx>
         <w:tc>
           <w:tcPr>
             <w:tcW w:w="2520" w:type="dxa"/>
@@ -385,12 +379,6 @@
         </w:tc>
       </w:tr>
       <w:tr>
-        <w:tblPrEx>
-          <w:tblCellMar>
-            <w:top w:w="0" w:type="dxa"/>
-            <w:bottom w:w="0" w:type="dxa"/>
-          </w:tblCellMar>
-        </w:tblPrEx>
         <w:tc>
           <w:tcPr>
             <w:tcW w:w="2520" w:type="dxa"/>
@@ -445,12 +433,6 @@
         </w:tc>
       </w:tr>
       <w:tr>
-        <w:tblPrEx>
-          <w:tblCellMar>
-            <w:top w:w="0" w:type="dxa"/>
-            <w:bottom w:w="0" w:type="dxa"/>
-          </w:tblCellMar>
-        </w:tblPrEx>
         <w:tc>
           <w:tcPr>
             <w:tcW w:w="2520" w:type="dxa"/>
@@ -514,12 +496,6 @@
         </w:tc>
       </w:tr>
       <w:tr>
-        <w:tblPrEx>
-          <w:tblCellMar>
-            <w:top w:w="0" w:type="dxa"/>
-            <w:bottom w:w="0" w:type="dxa"/>
-          </w:tblCellMar>
-        </w:tblPrEx>
         <w:tc>
           <w:tcPr>
             <w:tcW w:w="2520" w:type="dxa"/>
@@ -583,12 +559,6 @@
         </w:tc>
       </w:tr>
       <w:tr>
-        <w:tblPrEx>
-          <w:tblCellMar>
-            <w:top w:w="0" w:type="dxa"/>
-            <w:bottom w:w="0" w:type="dxa"/>
-          </w:tblCellMar>
-        </w:tblPrEx>
         <w:tc>
           <w:tcPr>
             <w:tcW w:w="2520" w:type="dxa"/>
@@ -652,12 +622,6 @@
         </w:tc>
       </w:tr>
       <w:tr>
-        <w:tblPrEx>
-          <w:tblCellMar>
-            <w:top w:w="0" w:type="dxa"/>
-            <w:bottom w:w="0" w:type="dxa"/>
-          </w:tblCellMar>
-        </w:tblPrEx>
         <w:tc>
           <w:tcPr>
             <w:tcW w:w="2520" w:type="dxa"/>
@@ -721,12 +685,6 @@
         </w:tc>
       </w:tr>
       <w:tr>
-        <w:tblPrEx>
-          <w:tblCellMar>
-            <w:top w:w="0" w:type="dxa"/>
-            <w:bottom w:w="0" w:type="dxa"/>
-          </w:tblCellMar>
-        </w:tblPrEx>
         <w:tc>
           <w:tcPr>
             <w:tcW w:w="2520" w:type="dxa"/>
@@ -755,6 +713,7 @@
                 <w:sz w:val="22"/>
                 <w:szCs w:val="22"/>
               </w:rPr>
+              <w:lastRenderedPageBreak/>
               <w:t>Report Submission Date</w:t>
             </w:r>
           </w:p>
@@ -799,6 +758,111 @@
           <w:docGrid w:linePitch="360"/>
         </w:sectPr>
       </w:pPr>
+    </w:p>
+    <w:p>
+      <w:pPr>
+        <w:pStyle w:val="Default"/>
+        <w:jc w:val="center"/>
+        <w:rPr>
+          <w:rFonts w:ascii="Times New Roman" w:hAnsi="Times New Roman" w:cs="Times New Roman"/>
+          <w:b/>
+          <w:sz w:val="28"/>
+          <w:szCs w:val="28"/>
+          <w:lang w:val="tr-TR"/>
+        </w:rPr>
+      </w:pPr>
+      <w:r>
+        <w:rPr>
+          <w:rFonts w:ascii="Times New Roman" w:hAnsi="Times New Roman" w:cs="Times New Roman"/>
+          <w:b/>
+          <w:sz w:val="28"/>
+          <w:szCs w:val="28"/>
+          <w:lang w:val="tr-TR"/>
+        </w:rPr>
+        <w:lastRenderedPageBreak/>
+        <w:t>GRADUATION PROJECT APPROVAL FORM</w:t>
+      </w:r>
+    </w:p>
+    <w:p>
+      <w:pPr>
+        <w:pStyle w:val="Default"/>
+        <w:jc w:val="center"/>
+        <w:rPr>
+          <w:rFonts w:ascii="Times New Roman" w:hAnsi="Times New Roman" w:cs="Times New Roman"/>
+          <w:b/>
+          <w:sz w:val="28"/>
+          <w:szCs w:val="28"/>
+          <w:lang w:val="tr-TR"/>
+        </w:rPr>
+      </w:pPr>
+    </w:p>
+    <w:p>
+      <w:pPr>
+        <w:pStyle w:val="Default"/>
+        <w:jc w:val="center"/>
+        <w:rPr>
+          <w:rFonts w:ascii="Times New Roman" w:hAnsi="Times New Roman" w:cs="Times New Roman"/>
+          <w:b/>
+          <w:sz w:val="28"/>
+          <w:szCs w:val="28"/>
+          <w:lang w:val="tr-TR"/>
+        </w:rPr>
+      </w:pPr>
+    </w:p>
+    <w:p>
+      <w:pPr>
+        <w:pStyle w:val="Default"/>
+        <w:jc w:val="both"/>
+        <w:rPr>
+          <w:rFonts w:ascii="Times New Roman" w:hAnsi="Times New Roman" w:cs="Times New Roman"/>
+          <w:lang w:val="tr-TR"/>
+        </w:rPr>
+      </w:pPr>
+    </w:p>
+    <w:p>
+      <w:pPr>
+        <w:jc w:val="both"/>
+      </w:pPr>
+      <w:r>
+        <w:t>The undergraduate graduation project titled “</w:t>
+      </w:r>
+      <w:r>
+        <w:rPr>
+          <w:color w:val="000000" w:themeColor="text1"/>
+        </w:rPr>
+        <w:t>Hak-Bul</w:t>
+      </w:r>
+      <w:r>
+        <w:t xml:space="preserve">”, prepared by </w:t>
+      </w:r>
+      <w:r>
+        <w:rPr>
+          <w:color w:val="000000" w:themeColor="text1"/>
+        </w:rPr>
+        <w:t>Erdem, Omer, Mustafa and Yagiz</w:t>
+      </w:r>
+      <w:r>
+        <w:rPr>
+          <w:color w:val="0000FF"/>
+        </w:rPr>
+        <w:t xml:space="preserve"> </w:t>
+      </w:r>
+      <w:r>
+        <w:t xml:space="preserve">under the supervision of </w:t>
+      </w:r>
+      <w:r>
+        <w:rPr>
+          <w:sz w:val="22"/>
+          <w:szCs w:val="22"/>
+        </w:rPr>
+        <w:t>Dr. Nergiz Khankishiyeva Hati</w:t>
+      </w:r>
+      <w:r>
+        <w:t xml:space="preserve"> </w:t>
+      </w:r>
+      <w:r>
+        <w:t>was examined and accepted as an Undergraduate Graduation Project in terms of its scope and quality.</w:t>
+      </w:r>
     </w:p>
     <w:p>
       <w:pPr>
@@ -838,12 +902,6 @@
         <w:gridCol w:w="2160"/>
       </w:tblGrid>
       <w:tr>
-        <w:tblPrEx>
-          <w:tblCellMar>
-            <w:top w:w="0" w:type="dxa"/>
-            <w:bottom w:w="0" w:type="dxa"/>
-          </w:tblCellMar>
-        </w:tblPrEx>
         <w:tc>
           <w:tcPr>
             <w:tcW w:w="1800" w:type="dxa"/>
@@ -948,12 +1006,6 @@
         </w:tc>
       </w:tr>
       <w:tr>
-        <w:tblPrEx>
-          <w:tblCellMar>
-            <w:top w:w="0" w:type="dxa"/>
-            <w:bottom w:w="0" w:type="dxa"/>
-          </w:tblCellMar>
-        </w:tblPrEx>
         <w:tc>
           <w:tcPr>
             <w:tcW w:w="1800" w:type="dxa"/>
@@ -975,11 +1027,7 @@
               <w:spacing w:before="20" w:after="20"/>
             </w:pPr>
             <w:r>
-              <w:rPr>
-                <w:sz w:val="20"/>
-                <w:szCs w:val="20"/>
-              </w:rPr>
-              <w:t>..............</w:t>
+              <w:t>Supervisor</w:t>
             </w:r>
           </w:p>
         </w:tc>
@@ -1004,11 +1052,7 @@
               <w:spacing w:before="20" w:after="20"/>
             </w:pPr>
             <w:r>
-              <w:rPr>
-                <w:sz w:val="20"/>
-                <w:szCs w:val="20"/>
-              </w:rPr>
-              <w:t>..................................................</w:t>
+              <w:t>Dr. Nergiz Khankishiyeva Hati</w:t>
             </w:r>
           </w:p>
         </w:tc>
@@ -1043,12 +1087,6 @@
         </w:tc>
       </w:tr>
       <w:tr>
-        <w:tblPrEx>
-          <w:tblCellMar>
-            <w:top w:w="0" w:type="dxa"/>
-            <w:bottom w:w="0" w:type="dxa"/>
-          </w:tblCellMar>
-        </w:tblPrEx>
         <w:tc>
           <w:tcPr>
             <w:tcW w:w="1800" w:type="dxa"/>
@@ -1070,11 +1108,7 @@
               <w:spacing w:before="20" w:after="20"/>
             </w:pPr>
             <w:r>
-              <w:rPr>
-                <w:sz w:val="20"/>
-                <w:szCs w:val="20"/>
-              </w:rPr>
-              <w:t>..............</w:t>
+              <w:t>Jury member 1</w:t>
             </w:r>
           </w:p>
         </w:tc>
@@ -1099,11 +1133,7 @@
               <w:spacing w:before="20" w:after="20"/>
             </w:pPr>
             <w:r>
-              <w:rPr>
-                <w:sz w:val="20"/>
-                <w:szCs w:val="20"/>
-              </w:rPr>
-              <w:t>..................................................</w:t>
+              <w:t>Dr. Öğr. Üyesi Ahmet ÖZDİL</w:t>
             </w:r>
           </w:p>
         </w:tc>
@@ -1138,12 +1168,9 @@
         </w:tc>
       </w:tr>
       <w:tr>
-        <w:tblPrEx>
-          <w:tblCellMar>
-            <w:top w:w="0" w:type="dxa"/>
-            <w:bottom w:w="0" w:type="dxa"/>
-          </w:tblCellMar>
-        </w:tblPrEx>
+        <w:trPr>
+          <w:trHeight w:val="339"/>
+        </w:trPr>
         <w:tc>
           <w:tcPr>
             <w:tcW w:w="1800" w:type="dxa"/>
@@ -1165,11 +1192,7 @@
               <w:spacing w:before="20" w:after="20"/>
             </w:pPr>
             <w:r>
-              <w:rPr>
-                <w:sz w:val="20"/>
-                <w:szCs w:val="20"/>
-              </w:rPr>
-              <w:t>..............</w:t>
+              <w:t>Jury member 2</w:t>
             </w:r>
           </w:p>
         </w:tc>
@@ -1194,11 +1217,7 @@
               <w:spacing w:before="20" w:after="20"/>
             </w:pPr>
             <w:r>
-              <w:rPr>
-                <w:sz w:val="20"/>
-                <w:szCs w:val="20"/>
-              </w:rPr>
-              <w:t>..................................................</w:t>
+              <w:t>Arş. Gör. Murad NAGHIYEV</w:t>
             </w:r>
           </w:p>
         </w:tc>
@@ -1221,6 +1240,191 @@
           <w:p>
             <w:pPr>
               <w:spacing w:before="20" w:after="20"/>
+            </w:pPr>
+            <w:r>
+              <w:rPr>
+                <w:sz w:val="20"/>
+                <w:szCs w:val="20"/>
+              </w:rPr>
+              <w:t>............................</w:t>
+            </w:r>
+          </w:p>
+        </w:tc>
+      </w:tr>
+      <w:tr>
+        <w:trPr>
+          <w:trHeight w:val="339"/>
+        </w:trPr>
+        <w:tc>
+          <w:tcPr>
+            <w:tcW w:w="1800" w:type="dxa"/>
+            <w:tcBorders>
+              <w:top w:val="single" w:sz="1" w:space="0" w:color="CCCCCC"/>
+              <w:left w:val="single" w:sz="1" w:space="0" w:color="CCCCCC"/>
+              <w:bottom w:val="single" w:sz="1" w:space="0" w:color="CCCCCC"/>
+              <w:right w:val="single" w:sz="1" w:space="0" w:color="CCCCCC"/>
+            </w:tcBorders>
+            <w:tcMar>
+              <w:top w:w="60" w:type="dxa"/>
+              <w:left w:w="120" w:type="dxa"/>
+              <w:bottom w:w="60" w:type="dxa"/>
+              <w:right w:w="120" w:type="dxa"/>
+            </w:tcMar>
+          </w:tcPr>
+          <w:p>
+            <w:pPr>
+              <w:spacing w:before="20" w:after="20"/>
+            </w:pPr>
+          </w:p>
+          <w:p>
+            <w:pPr>
+              <w:spacing w:before="20" w:after="20"/>
+            </w:pPr>
+          </w:p>
+          <w:p>
+            <w:pPr>
+              <w:spacing w:before="20" w:after="20"/>
+            </w:pPr>
+          </w:p>
+          <w:p>
+            <w:pPr>
+              <w:spacing w:before="20" w:after="20"/>
+            </w:pPr>
+          </w:p>
+          <w:p>
+            <w:pPr>
+              <w:spacing w:before="20" w:after="20"/>
+            </w:pPr>
+          </w:p>
+          <w:p>
+            <w:pPr>
+              <w:spacing w:before="20" w:after="20"/>
+            </w:pPr>
+          </w:p>
+        </w:tc>
+        <w:tc>
+          <w:tcPr>
+            <w:tcW w:w="4500" w:type="dxa"/>
+            <w:tcBorders>
+              <w:top w:val="single" w:sz="1" w:space="0" w:color="CCCCCC"/>
+              <w:left w:val="single" w:sz="1" w:space="0" w:color="CCCCCC"/>
+              <w:bottom w:val="single" w:sz="1" w:space="0" w:color="CCCCCC"/>
+              <w:right w:val="single" w:sz="1" w:space="0" w:color="CCCCCC"/>
+            </w:tcBorders>
+            <w:tcMar>
+              <w:top w:w="60" w:type="dxa"/>
+              <w:left w:w="120" w:type="dxa"/>
+              <w:bottom w:w="60" w:type="dxa"/>
+              <w:right w:w="120" w:type="dxa"/>
+            </w:tcMar>
+          </w:tcPr>
+          <w:p>
+            <w:pPr>
+              <w:spacing w:before="20" w:after="20"/>
+            </w:pPr>
+          </w:p>
+        </w:tc>
+        <w:tc>
+          <w:tcPr>
+            <w:tcW w:w="2160" w:type="dxa"/>
+            <w:tcBorders>
+              <w:top w:val="single" w:sz="1" w:space="0" w:color="CCCCCC"/>
+              <w:left w:val="single" w:sz="1" w:space="0" w:color="CCCCCC"/>
+              <w:bottom w:val="single" w:sz="1" w:space="0" w:color="CCCCCC"/>
+              <w:right w:val="single" w:sz="1" w:space="0" w:color="CCCCCC"/>
+            </w:tcBorders>
+            <w:tcMar>
+              <w:top w:w="60" w:type="dxa"/>
+              <w:left w:w="120" w:type="dxa"/>
+              <w:bottom w:w="60" w:type="dxa"/>
+              <w:right w:w="120" w:type="dxa"/>
+            </w:tcMar>
+          </w:tcPr>
+          <w:p>
+            <w:pPr>
+              <w:spacing w:before="20" w:after="20"/>
+              <w:rPr>
+                <w:sz w:val="20"/>
+                <w:szCs w:val="20"/>
+              </w:rPr>
+            </w:pPr>
+          </w:p>
+        </w:tc>
+      </w:tr>
+      <w:tr>
+        <w:tc>
+          <w:tcPr>
+            <w:tcW w:w="1800" w:type="dxa"/>
+            <w:tcBorders>
+              <w:top w:val="single" w:sz="1" w:space="0" w:color="CCCCCC"/>
+              <w:left w:val="single" w:sz="1" w:space="0" w:color="CCCCCC"/>
+              <w:bottom w:val="single" w:sz="1" w:space="0" w:color="CCCCCC"/>
+              <w:right w:val="single" w:sz="1" w:space="0" w:color="CCCCCC"/>
+            </w:tcBorders>
+            <w:tcMar>
+              <w:top w:w="60" w:type="dxa"/>
+              <w:left w:w="120" w:type="dxa"/>
+              <w:bottom w:w="60" w:type="dxa"/>
+              <w:right w:w="120" w:type="dxa"/>
+            </w:tcMar>
+          </w:tcPr>
+          <w:p>
+            <w:pPr>
+              <w:spacing w:before="20" w:after="20"/>
+            </w:pPr>
+            <w:r>
+              <w:t>Head of the Department</w:t>
+            </w:r>
+          </w:p>
+        </w:tc>
+        <w:tc>
+          <w:tcPr>
+            <w:tcW w:w="4500" w:type="dxa"/>
+            <w:tcBorders>
+              <w:top w:val="single" w:sz="1" w:space="0" w:color="CCCCCC"/>
+              <w:left w:val="single" w:sz="1" w:space="0" w:color="CCCCCC"/>
+              <w:bottom w:val="single" w:sz="1" w:space="0" w:color="CCCCCC"/>
+              <w:right w:val="single" w:sz="1" w:space="0" w:color="CCCCCC"/>
+            </w:tcBorders>
+            <w:tcMar>
+              <w:top w:w="60" w:type="dxa"/>
+              <w:left w:w="120" w:type="dxa"/>
+              <w:bottom w:w="60" w:type="dxa"/>
+              <w:right w:w="120" w:type="dxa"/>
+            </w:tcMar>
+          </w:tcPr>
+          <w:p>
+            <w:pPr>
+              <w:spacing w:before="20" w:after="20"/>
+            </w:pPr>
+            <w:r>
+              <w:t>Dr. Öğr. Üyesi Ahmet ÖZDİL</w:t>
+            </w:r>
+          </w:p>
+        </w:tc>
+        <w:tc>
+          <w:tcPr>
+            <w:tcW w:w="2160" w:type="dxa"/>
+            <w:tcBorders>
+              <w:top w:val="single" w:sz="1" w:space="0" w:color="CCCCCC"/>
+              <w:left w:val="single" w:sz="1" w:space="0" w:color="CCCCCC"/>
+              <w:bottom w:val="single" w:sz="1" w:space="0" w:color="CCCCCC"/>
+              <w:right w:val="single" w:sz="1" w:space="0" w:color="CCCCCC"/>
+            </w:tcBorders>
+            <w:tcMar>
+              <w:top w:w="60" w:type="dxa"/>
+              <w:left w:w="120" w:type="dxa"/>
+              <w:bottom w:w="60" w:type="dxa"/>
+              <w:right w:w="120" w:type="dxa"/>
+            </w:tcMar>
+          </w:tcPr>
+          <w:p>
+            <w:pPr>
+              <w:spacing w:before="20" w:after="20"/>
+              <w:rPr>
+                <w:sz w:val="20"/>
+                <w:szCs w:val="20"/>
+              </w:rPr>
             </w:pPr>
             <w:r>
               <w:rPr>
@@ -1272,36 +1476,6 @@
       <w:pPr>
         <w:pStyle w:val="Heading1"/>
       </w:pPr>
-    </w:p>
-    <w:p>
-      <w:pPr>
-        <w:pStyle w:val="Heading1"/>
-      </w:pPr>
-    </w:p>
-    <w:p>
-      <w:pPr>
-        <w:pStyle w:val="Heading1"/>
-      </w:pPr>
-    </w:p>
-    <w:p>
-      <w:pPr>
-        <w:pStyle w:val="Heading1"/>
-      </w:pPr>
-    </w:p>
-    <w:p>
-      <w:pPr>
-        <w:pStyle w:val="Heading1"/>
-      </w:pPr>
-    </w:p>
-    <w:p>
-      <w:pPr>
-        <w:pStyle w:val="Heading1"/>
-      </w:pPr>
-    </w:p>
-    <w:p>
-      <w:pPr>
-        <w:pStyle w:val="Heading1"/>
-      </w:pPr>
       <w:r>
         <w:lastRenderedPageBreak/>
         <w:t>Acknowledgements</w:t>
@@ -1335,16 +1509,234 @@
       </w:r>
     </w:p>
     <w:p>
+      <w:pPr>
+        <w:pStyle w:val="Heading1"/>
+      </w:pPr>
       <w:r>
         <w:br w:type="page"/>
       </w:r>
-    </w:p>
+      <w:r>
+        <w:lastRenderedPageBreak/>
+        <w:t>Table of Contents</w:t>
+      </w:r>
+    </w:p>
+    <w:p>
+      <w:pPr>
+        <w:tabs>
+          <w:tab w:val="right" w:pos="8666"/>
+        </w:tabs>
+        <w:spacing w:before="60" w:after="60"/>
+      </w:pPr>
+      <w:r>
+        <w:t>1.</w:t>
+      </w:r>
+      <w:r>
+        <w:tab/>
+        <w:t>Introduction</w:t>
+      </w:r>
+    </w:p>
+    <w:p>
+      <w:pPr>
+        <w:tabs>
+          <w:tab w:val="right" w:pos="8666"/>
+        </w:tabs>
+        <w:spacing w:before="60" w:after="60"/>
+      </w:pPr>
+      <w:r>
+        <w:t>2.</w:t>
+      </w:r>
+      <w:r>
+        <w:tab/>
+        <w:t>Background and Related Work</w:t>
+      </w:r>
+    </w:p>
+    <w:p>
+      <w:pPr>
+        <w:tabs>
+          <w:tab w:val="right" w:pos="8666"/>
+        </w:tabs>
+        <w:spacing w:before="60" w:after="60"/>
+      </w:pPr>
+      <w:r>
+        <w:t>3.</w:t>
+      </w:r>
+      <w:r>
+        <w:tab/>
+        <w:t>Requirements Analysis</w:t>
+      </w:r>
+    </w:p>
+    <w:p>
+      <w:pPr>
+        <w:tabs>
+          <w:tab w:val="right" w:pos="8666"/>
+        </w:tabs>
+        <w:spacing w:before="60" w:after="60"/>
+      </w:pPr>
+      <w:r>
+        <w:t>4.</w:t>
+      </w:r>
+      <w:r>
+        <w:tab/>
+        <w:t>System Architecture</w:t>
+      </w:r>
+    </w:p>
+    <w:p>
+      <w:pPr>
+        <w:tabs>
+          <w:tab w:val="right" w:pos="8666"/>
+        </w:tabs>
+        <w:spacing w:before="60" w:after="60"/>
+      </w:pPr>
+      <w:r>
+        <w:t>5.</w:t>
+      </w:r>
+      <w:r>
+        <w:tab/>
+        <w:t>Data Layer and Database Design</w:t>
+      </w:r>
+    </w:p>
+    <w:p>
+      <w:pPr>
+        <w:tabs>
+          <w:tab w:val="right" w:pos="8666"/>
+        </w:tabs>
+        <w:spacing w:before="60" w:after="60"/>
+      </w:pPr>
+      <w:r>
+        <w:t>6.</w:t>
+      </w:r>
+      <w:r>
+        <w:tab/>
+        <w:t>RAG Pipeline Design</w:t>
+      </w:r>
+    </w:p>
+    <w:p>
+      <w:pPr>
+        <w:tabs>
+          <w:tab w:val="right" w:pos="8666"/>
+        </w:tabs>
+        <w:spacing w:before="60" w:after="60"/>
+      </w:pPr>
+      <w:r>
+        <w:t>7.</w:t>
+      </w:r>
+      <w:r>
+        <w:tab/>
+        <w:t>Backend Implementation</w:t>
+      </w:r>
+    </w:p>
+    <w:p>
+      <w:pPr>
+        <w:tabs>
+          <w:tab w:val="right" w:pos="8666"/>
+        </w:tabs>
+        <w:spacing w:before="60" w:after="60"/>
+      </w:pPr>
+      <w:r>
+        <w:t>8.</w:t>
+      </w:r>
+      <w:r>
+        <w:tab/>
+        <w:t>Frontend Implementation</w:t>
+      </w:r>
+    </w:p>
+    <w:p>
+      <w:pPr>
+        <w:tabs>
+          <w:tab w:val="right" w:pos="8666"/>
+        </w:tabs>
+        <w:spacing w:before="60" w:after="60"/>
+      </w:pPr>
+      <w:r>
+        <w:t>9.</w:t>
+      </w:r>
+      <w:r>
+        <w:tab/>
+        <w:t>Security, Ethics, and Legal Boundaries</w:t>
+      </w:r>
+    </w:p>
+    <w:p>
+      <w:pPr>
+        <w:tabs>
+          <w:tab w:val="right" w:pos="8666"/>
+        </w:tabs>
+        <w:spacing w:before="60" w:after="60"/>
+      </w:pPr>
+      <w:r>
+        <w:t>10.</w:t>
+      </w:r>
+      <w:r>
+        <w:tab/>
+        <w:t>Testing and Evaluation</w:t>
+      </w:r>
+    </w:p>
+    <w:p>
+      <w:pPr>
+        <w:tabs>
+          <w:tab w:val="right" w:pos="8666"/>
+        </w:tabs>
+        <w:spacing w:before="60" w:after="60"/>
+      </w:pPr>
+      <w:r>
+        <w:t>11.</w:t>
+      </w:r>
+      <w:r>
+        <w:tab/>
+        <w:t>Results and Discussion</w:t>
+      </w:r>
+    </w:p>
+    <w:p>
+      <w:pPr>
+        <w:tabs>
+          <w:tab w:val="right" w:pos="8666"/>
+        </w:tabs>
+        <w:spacing w:before="60" w:after="60"/>
+      </w:pPr>
+      <w:r>
+        <w:t>12.</w:t>
+      </w:r>
+      <w:r>
+        <w:tab/>
+        <w:t>Conclusion and Future Work</w:t>
+      </w:r>
+    </w:p>
+    <w:p>
+      <w:pPr>
+        <w:tabs>
+          <w:tab w:val="right" w:pos="8666"/>
+        </w:tabs>
+        <w:spacing w:before="60" w:after="60"/>
+      </w:pPr>
+      <w:r>
+        <w:tab/>
+        <w:t>References</w:t>
+      </w:r>
+    </w:p>
+    <w:p>
+      <w:pPr>
+        <w:tabs>
+          <w:tab w:val="right" w:pos="8666"/>
+        </w:tabs>
+        <w:spacing w:before="60" w:after="60"/>
+      </w:pPr>
+      <w:r>
+        <w:tab/>
+        <w:t>Appendices</w:t>
+      </w:r>
+    </w:p>
+    <w:p>
+      <w:r>
+        <w:br w:type="page"/>
+      </w:r>
+    </w:p>
+    <w:p/>
+    <w:p/>
+    <w:p/>
     <w:p>
       <w:pPr>
         <w:pStyle w:val="Heading1"/>
       </w:pPr>
       <w:r>
-        <w:lastRenderedPageBreak/>
         <w:t>Abstract</w:t>
       </w:r>
     </w:p>
@@ -1402,224 +1794,6 @@
       </w:r>
       <w:r>
         <w:t>LegalTech, Turkish law, retrieval-augmented generation, large language models, Qdrant, FastAPI, React, legal information retrieval.</w:t>
-      </w:r>
-    </w:p>
-    <w:p>
-      <w:r>
-        <w:br w:type="page"/>
-      </w:r>
-    </w:p>
-    <w:p>
-      <w:pPr>
-        <w:pStyle w:val="Heading1"/>
-      </w:pPr>
-      <w:r>
-        <w:lastRenderedPageBreak/>
-        <w:t>Table of Contents</w:t>
-      </w:r>
-    </w:p>
-    <w:p>
-      <w:pPr>
-        <w:tabs>
-          <w:tab w:val="right" w:pos="8666"/>
-        </w:tabs>
-        <w:spacing w:before="60" w:after="60"/>
-      </w:pPr>
-      <w:r>
-        <w:t>1.</w:t>
-      </w:r>
-      <w:r>
-        <w:tab/>
-        <w:t>Introduction</w:t>
-      </w:r>
-    </w:p>
-    <w:p>
-      <w:pPr>
-        <w:tabs>
-          <w:tab w:val="right" w:pos="8666"/>
-        </w:tabs>
-        <w:spacing w:before="60" w:after="60"/>
-      </w:pPr>
-      <w:r>
-        <w:t>2.</w:t>
-      </w:r>
-      <w:r>
-        <w:tab/>
-        <w:t>Background and Related Work</w:t>
-      </w:r>
-    </w:p>
-    <w:p>
-      <w:pPr>
-        <w:tabs>
-          <w:tab w:val="right" w:pos="8666"/>
-        </w:tabs>
-        <w:spacing w:before="60" w:after="60"/>
-      </w:pPr>
-      <w:r>
-        <w:t>3.</w:t>
-      </w:r>
-      <w:r>
-        <w:tab/>
-        <w:t>Requirements Analysis</w:t>
-      </w:r>
-    </w:p>
-    <w:p>
-      <w:pPr>
-        <w:tabs>
-          <w:tab w:val="right" w:pos="8666"/>
-        </w:tabs>
-        <w:spacing w:before="60" w:after="60"/>
-      </w:pPr>
-      <w:r>
-        <w:t>4.</w:t>
-      </w:r>
-      <w:r>
-        <w:tab/>
-        <w:t>System Architecture</w:t>
-      </w:r>
-    </w:p>
-    <w:p>
-      <w:pPr>
-        <w:tabs>
-          <w:tab w:val="right" w:pos="8666"/>
-        </w:tabs>
-        <w:spacing w:before="60" w:after="60"/>
-      </w:pPr>
-      <w:r>
-        <w:t>5.</w:t>
-      </w:r>
-      <w:r>
-        <w:tab/>
-        <w:t>Data Layer and Database Design</w:t>
-      </w:r>
-    </w:p>
-    <w:p>
-      <w:pPr>
-        <w:tabs>
-          <w:tab w:val="right" w:pos="8666"/>
-        </w:tabs>
-        <w:spacing w:before="60" w:after="60"/>
-      </w:pPr>
-      <w:r>
-        <w:t>6.</w:t>
-      </w:r>
-      <w:r>
-        <w:tab/>
-        <w:t>RAG Pipeline Design</w:t>
-      </w:r>
-    </w:p>
-    <w:p>
-      <w:pPr>
-        <w:tabs>
-          <w:tab w:val="right" w:pos="8666"/>
-        </w:tabs>
-        <w:spacing w:before="60" w:after="60"/>
-      </w:pPr>
-      <w:r>
-        <w:t>7.</w:t>
-      </w:r>
-      <w:r>
-        <w:tab/>
-        <w:t>Backend Implementation</w:t>
-      </w:r>
-    </w:p>
-    <w:p>
-      <w:pPr>
-        <w:tabs>
-          <w:tab w:val="right" w:pos="8666"/>
-        </w:tabs>
-        <w:spacing w:before="60" w:after="60"/>
-      </w:pPr>
-      <w:r>
-        <w:t>8.</w:t>
-      </w:r>
-      <w:r>
-        <w:tab/>
-        <w:t>Frontend Implementation</w:t>
-      </w:r>
-    </w:p>
-    <w:p>
-      <w:pPr>
-        <w:tabs>
-          <w:tab w:val="right" w:pos="8666"/>
-        </w:tabs>
-        <w:spacing w:before="60" w:after="60"/>
-      </w:pPr>
-      <w:r>
-        <w:t>9.</w:t>
-      </w:r>
-      <w:r>
-        <w:tab/>
-        <w:t>Security, Ethics, and Legal Boundaries</w:t>
-      </w:r>
-    </w:p>
-    <w:p>
-      <w:pPr>
-        <w:tabs>
-          <w:tab w:val="right" w:pos="8666"/>
-        </w:tabs>
-        <w:spacing w:before="60" w:after="60"/>
-      </w:pPr>
-      <w:r>
-        <w:t>10.</w:t>
-      </w:r>
-      <w:r>
-        <w:tab/>
-        <w:t>Testing and Evaluation</w:t>
-      </w:r>
-    </w:p>
-    <w:p>
-      <w:pPr>
-        <w:tabs>
-          <w:tab w:val="right" w:pos="8666"/>
-        </w:tabs>
-        <w:spacing w:before="60" w:after="60"/>
-      </w:pPr>
-      <w:r>
-        <w:t>11.</w:t>
-      </w:r>
-      <w:r>
-        <w:tab/>
-        <w:t>Results and Discussion</w:t>
-      </w:r>
-    </w:p>
-    <w:p>
-      <w:pPr>
-        <w:tabs>
-          <w:tab w:val="right" w:pos="8666"/>
-        </w:tabs>
-        <w:spacing w:before="60" w:after="60"/>
-      </w:pPr>
-      <w:r>
-        <w:t>12.</w:t>
-      </w:r>
-      <w:r>
-        <w:tab/>
-        <w:t>Conclusion and Future Work</w:t>
-      </w:r>
-    </w:p>
-    <w:p>
-      <w:pPr>
-        <w:tabs>
-          <w:tab w:val="right" w:pos="8666"/>
-        </w:tabs>
-        <w:spacing w:before="60" w:after="60"/>
-      </w:pPr>
-      <w:r>
-        <w:tab/>
-        <w:t>References</w:t>
-      </w:r>
-    </w:p>
-    <w:p>
-      <w:pPr>
-        <w:tabs>
-          <w:tab w:val="right" w:pos="8666"/>
-        </w:tabs>
-        <w:spacing w:before="60" w:after="60"/>
-      </w:pPr>
-      <w:r>
-        <w:tab/>
-        <w:t>Appendices</w:t>
       </w:r>
     </w:p>
     <w:p>
@@ -1659,12 +1833,6 @@
         <w:gridCol w:w="1866"/>
       </w:tblGrid>
       <w:tr>
-        <w:tblPrEx>
-          <w:tblCellMar>
-            <w:top w:w="0" w:type="dxa"/>
-            <w:bottom w:w="0" w:type="dxa"/>
-          </w:tblCellMar>
-        </w:tblPrEx>
         <w:tc>
           <w:tcPr>
             <w:tcW w:w="1400" w:type="dxa"/>
@@ -1763,12 +1931,6 @@
         </w:tc>
       </w:tr>
       <w:tr>
-        <w:tblPrEx>
-          <w:tblCellMar>
-            <w:top w:w="0" w:type="dxa"/>
-            <w:bottom w:w="0" w:type="dxa"/>
-          </w:tblCellMar>
-        </w:tblPrEx>
         <w:tc>
           <w:tcPr>
             <w:tcW w:w="1400" w:type="dxa"/>
@@ -1858,12 +2020,6 @@
         </w:tc>
       </w:tr>
       <w:tr>
-        <w:tblPrEx>
-          <w:tblCellMar>
-            <w:top w:w="0" w:type="dxa"/>
-            <w:bottom w:w="0" w:type="dxa"/>
-          </w:tblCellMar>
-        </w:tblPrEx>
         <w:tc>
           <w:tcPr>
             <w:tcW w:w="1400" w:type="dxa"/>
@@ -1953,12 +2109,6 @@
         </w:tc>
       </w:tr>
       <w:tr>
-        <w:tblPrEx>
-          <w:tblCellMar>
-            <w:top w:w="0" w:type="dxa"/>
-            <w:bottom w:w="0" w:type="dxa"/>
-          </w:tblCellMar>
-        </w:tblPrEx>
         <w:tc>
           <w:tcPr>
             <w:tcW w:w="1400" w:type="dxa"/>
@@ -2048,12 +2198,6 @@
         </w:tc>
       </w:tr>
       <w:tr>
-        <w:tblPrEx>
-          <w:tblCellMar>
-            <w:top w:w="0" w:type="dxa"/>
-            <w:bottom w:w="0" w:type="dxa"/>
-          </w:tblCellMar>
-        </w:tblPrEx>
         <w:tc>
           <w:tcPr>
             <w:tcW w:w="1400" w:type="dxa"/>
@@ -2143,12 +2287,6 @@
         </w:tc>
       </w:tr>
       <w:tr>
-        <w:tblPrEx>
-          <w:tblCellMar>
-            <w:top w:w="0" w:type="dxa"/>
-            <w:bottom w:w="0" w:type="dxa"/>
-          </w:tblCellMar>
-        </w:tblPrEx>
         <w:tc>
           <w:tcPr>
             <w:tcW w:w="1400" w:type="dxa"/>
@@ -2238,12 +2376,6 @@
         </w:tc>
       </w:tr>
       <w:tr>
-        <w:tblPrEx>
-          <w:tblCellMar>
-            <w:top w:w="0" w:type="dxa"/>
-            <w:bottom w:w="0" w:type="dxa"/>
-          </w:tblCellMar>
-        </w:tblPrEx>
         <w:tc>
           <w:tcPr>
             <w:tcW w:w="1400" w:type="dxa"/>
@@ -2369,12 +2501,6 @@
         <w:gridCol w:w="1866"/>
       </w:tblGrid>
       <w:tr>
-        <w:tblPrEx>
-          <w:tblCellMar>
-            <w:top w:w="0" w:type="dxa"/>
-            <w:bottom w:w="0" w:type="dxa"/>
-          </w:tblCellMar>
-        </w:tblPrEx>
         <w:tc>
           <w:tcPr>
             <w:tcW w:w="1400" w:type="dxa"/>
@@ -2473,12 +2599,6 @@
         </w:tc>
       </w:tr>
       <w:tr>
-        <w:tblPrEx>
-          <w:tblCellMar>
-            <w:top w:w="0" w:type="dxa"/>
-            <w:bottom w:w="0" w:type="dxa"/>
-          </w:tblCellMar>
-        </w:tblPrEx>
         <w:tc>
           <w:tcPr>
             <w:tcW w:w="1400" w:type="dxa"/>
@@ -2568,12 +2688,6 @@
         </w:tc>
       </w:tr>
       <w:tr>
-        <w:tblPrEx>
-          <w:tblCellMar>
-            <w:top w:w="0" w:type="dxa"/>
-            <w:bottom w:w="0" w:type="dxa"/>
-          </w:tblCellMar>
-        </w:tblPrEx>
         <w:tc>
           <w:tcPr>
             <w:tcW w:w="1400" w:type="dxa"/>
@@ -2663,12 +2777,6 @@
         </w:tc>
       </w:tr>
       <w:tr>
-        <w:tblPrEx>
-          <w:tblCellMar>
-            <w:top w:w="0" w:type="dxa"/>
-            <w:bottom w:w="0" w:type="dxa"/>
-          </w:tblCellMar>
-        </w:tblPrEx>
         <w:tc>
           <w:tcPr>
             <w:tcW w:w="1400" w:type="dxa"/>
@@ -2758,12 +2866,6 @@
         </w:tc>
       </w:tr>
       <w:tr>
-        <w:tblPrEx>
-          <w:tblCellMar>
-            <w:top w:w="0" w:type="dxa"/>
-            <w:bottom w:w="0" w:type="dxa"/>
-          </w:tblCellMar>
-        </w:tblPrEx>
         <w:tc>
           <w:tcPr>
             <w:tcW w:w="1400" w:type="dxa"/>
@@ -2853,12 +2955,6 @@
         </w:tc>
       </w:tr>
       <w:tr>
-        <w:tblPrEx>
-          <w:tblCellMar>
-            <w:top w:w="0" w:type="dxa"/>
-            <w:bottom w:w="0" w:type="dxa"/>
-          </w:tblCellMar>
-        </w:tblPrEx>
         <w:tc>
           <w:tcPr>
             <w:tcW w:w="1400" w:type="dxa"/>
@@ -2948,12 +3044,6 @@
         </w:tc>
       </w:tr>
       <w:tr>
-        <w:tblPrEx>
-          <w:tblCellMar>
-            <w:top w:w="0" w:type="dxa"/>
-            <w:bottom w:w="0" w:type="dxa"/>
-          </w:tblCellMar>
-        </w:tblPrEx>
         <w:tc>
           <w:tcPr>
             <w:tcW w:w="1400" w:type="dxa"/>
@@ -3043,12 +3133,6 @@
         </w:tc>
       </w:tr>
       <w:tr>
-        <w:tblPrEx>
-          <w:tblCellMar>
-            <w:top w:w="0" w:type="dxa"/>
-            <w:bottom w:w="0" w:type="dxa"/>
-          </w:tblCellMar>
-        </w:tblPrEx>
         <w:tc>
           <w:tcPr>
             <w:tcW w:w="1400" w:type="dxa"/>
@@ -3138,12 +3222,6 @@
         </w:tc>
       </w:tr>
       <w:tr>
-        <w:tblPrEx>
-          <w:tblCellMar>
-            <w:top w:w="0" w:type="dxa"/>
-            <w:bottom w:w="0" w:type="dxa"/>
-          </w:tblCellMar>
-        </w:tblPrEx>
         <w:tc>
           <w:tcPr>
             <w:tcW w:w="1400" w:type="dxa"/>
@@ -3233,12 +3311,6 @@
         </w:tc>
       </w:tr>
       <w:tr>
-        <w:tblPrEx>
-          <w:tblCellMar>
-            <w:top w:w="0" w:type="dxa"/>
-            <w:bottom w:w="0" w:type="dxa"/>
-          </w:tblCellMar>
-        </w:tblPrEx>
         <w:tc>
           <w:tcPr>
             <w:tcW w:w="1400" w:type="dxa"/>
@@ -4134,12 +4206,6 @@
         <w:gridCol w:w="6266"/>
       </w:tblGrid>
       <w:tr>
-        <w:tblPrEx>
-          <w:tblCellMar>
-            <w:top w:w="0" w:type="dxa"/>
-            <w:bottom w:w="0" w:type="dxa"/>
-          </w:tblCellMar>
-        </w:tblPrEx>
         <w:tc>
           <w:tcPr>
             <w:tcW w:w="2400" w:type="dxa"/>
@@ -4206,12 +4272,6 @@
         </w:tc>
       </w:tr>
       <w:tr>
-        <w:tblPrEx>
-          <w:tblCellMar>
-            <w:top w:w="0" w:type="dxa"/>
-            <w:bottom w:w="0" w:type="dxa"/>
-          </w:tblCellMar>
-        </w:tblPrEx>
         <w:tc>
           <w:tcPr>
             <w:tcW w:w="2400" w:type="dxa"/>
@@ -4272,12 +4332,6 @@
         </w:tc>
       </w:tr>
       <w:tr>
-        <w:tblPrEx>
-          <w:tblCellMar>
-            <w:top w:w="0" w:type="dxa"/>
-            <w:bottom w:w="0" w:type="dxa"/>
-          </w:tblCellMar>
-        </w:tblPrEx>
         <w:tc>
           <w:tcPr>
             <w:tcW w:w="2400" w:type="dxa"/>
@@ -4338,12 +4392,6 @@
         </w:tc>
       </w:tr>
       <w:tr>
-        <w:tblPrEx>
-          <w:tblCellMar>
-            <w:top w:w="0" w:type="dxa"/>
-            <w:bottom w:w="0" w:type="dxa"/>
-          </w:tblCellMar>
-        </w:tblPrEx>
         <w:tc>
           <w:tcPr>
             <w:tcW w:w="2400" w:type="dxa"/>
@@ -4404,12 +4452,6 @@
         </w:tc>
       </w:tr>
       <w:tr>
-        <w:tblPrEx>
-          <w:tblCellMar>
-            <w:top w:w="0" w:type="dxa"/>
-            <w:bottom w:w="0" w:type="dxa"/>
-          </w:tblCellMar>
-        </w:tblPrEx>
         <w:tc>
           <w:tcPr>
             <w:tcW w:w="2400" w:type="dxa"/>
@@ -4519,12 +4561,6 @@
         <w:gridCol w:w="3866"/>
       </w:tblGrid>
       <w:tr>
-        <w:tblPrEx>
-          <w:tblCellMar>
-            <w:top w:w="0" w:type="dxa"/>
-            <w:bottom w:w="0" w:type="dxa"/>
-          </w:tblCellMar>
-        </w:tblPrEx>
         <w:tc>
           <w:tcPr>
             <w:tcW w:w="1200" w:type="dxa"/>
@@ -4623,12 +4659,6 @@
         </w:tc>
       </w:tr>
       <w:tr>
-        <w:tblPrEx>
-          <w:tblCellMar>
-            <w:top w:w="0" w:type="dxa"/>
-            <w:bottom w:w="0" w:type="dxa"/>
-          </w:tblCellMar>
-        </w:tblPrEx>
         <w:tc>
           <w:tcPr>
             <w:tcW w:w="1200" w:type="dxa"/>
@@ -4743,12 +4773,6 @@
         </w:tc>
       </w:tr>
       <w:tr>
-        <w:tblPrEx>
-          <w:tblCellMar>
-            <w:top w:w="0" w:type="dxa"/>
-            <w:bottom w:w="0" w:type="dxa"/>
-          </w:tblCellMar>
-        </w:tblPrEx>
         <w:tc>
           <w:tcPr>
             <w:tcW w:w="1200" w:type="dxa"/>
@@ -4838,12 +4862,6 @@
         </w:tc>
       </w:tr>
       <w:tr>
-        <w:tblPrEx>
-          <w:tblCellMar>
-            <w:top w:w="0" w:type="dxa"/>
-            <w:bottom w:w="0" w:type="dxa"/>
-          </w:tblCellMar>
-        </w:tblPrEx>
         <w:tc>
           <w:tcPr>
             <w:tcW w:w="1200" w:type="dxa"/>
@@ -4949,12 +4967,6 @@
         </w:tc>
       </w:tr>
       <w:tr>
-        <w:tblPrEx>
-          <w:tblCellMar>
-            <w:top w:w="0" w:type="dxa"/>
-            <w:bottom w:w="0" w:type="dxa"/>
-          </w:tblCellMar>
-        </w:tblPrEx>
         <w:tc>
           <w:tcPr>
             <w:tcW w:w="1200" w:type="dxa"/>
@@ -5044,12 +5056,6 @@
         </w:tc>
       </w:tr>
       <w:tr>
-        <w:tblPrEx>
-          <w:tblCellMar>
-            <w:top w:w="0" w:type="dxa"/>
-            <w:bottom w:w="0" w:type="dxa"/>
-          </w:tblCellMar>
-        </w:tblPrEx>
         <w:tc>
           <w:tcPr>
             <w:tcW w:w="1200" w:type="dxa"/>
@@ -5148,12 +5154,6 @@
         </w:tc>
       </w:tr>
       <w:tr>
-        <w:tblPrEx>
-          <w:tblCellMar>
-            <w:top w:w="0" w:type="dxa"/>
-            <w:bottom w:w="0" w:type="dxa"/>
-          </w:tblCellMar>
-        </w:tblPrEx>
         <w:tc>
           <w:tcPr>
             <w:tcW w:w="1200" w:type="dxa"/>
@@ -5268,12 +5268,6 @@
         </w:tc>
       </w:tr>
       <w:tr>
-        <w:tblPrEx>
-          <w:tblCellMar>
-            <w:top w:w="0" w:type="dxa"/>
-            <w:bottom w:w="0" w:type="dxa"/>
-          </w:tblCellMar>
-        </w:tblPrEx>
         <w:tc>
           <w:tcPr>
             <w:tcW w:w="1200" w:type="dxa"/>
@@ -5372,12 +5366,6 @@
         </w:tc>
       </w:tr>
       <w:tr>
-        <w:tblPrEx>
-          <w:tblCellMar>
-            <w:top w:w="0" w:type="dxa"/>
-            <w:bottom w:w="0" w:type="dxa"/>
-          </w:tblCellMar>
-        </w:tblPrEx>
         <w:tc>
           <w:tcPr>
             <w:tcW w:w="1200" w:type="dxa"/>
@@ -5476,12 +5464,6 @@
         </w:tc>
       </w:tr>
       <w:tr>
-        <w:tblPrEx>
-          <w:tblCellMar>
-            <w:top w:w="0" w:type="dxa"/>
-            <w:bottom w:w="0" w:type="dxa"/>
-          </w:tblCellMar>
-        </w:tblPrEx>
         <w:tc>
           <w:tcPr>
             <w:tcW w:w="1200" w:type="dxa"/>
@@ -5580,12 +5562,6 @@
         </w:tc>
       </w:tr>
       <w:tr>
-        <w:tblPrEx>
-          <w:tblCellMar>
-            <w:top w:w="0" w:type="dxa"/>
-            <w:bottom w:w="0" w:type="dxa"/>
-          </w:tblCellMar>
-        </w:tblPrEx>
         <w:tc>
           <w:tcPr>
             <w:tcW w:w="1200" w:type="dxa"/>
@@ -5676,12 +5652,6 @@
         </w:tc>
       </w:tr>
       <w:tr>
-        <w:tblPrEx>
-          <w:tblCellMar>
-            <w:top w:w="0" w:type="dxa"/>
-            <w:bottom w:w="0" w:type="dxa"/>
-          </w:tblCellMar>
-        </w:tblPrEx>
         <w:tc>
           <w:tcPr>
             <w:tcW w:w="1200" w:type="dxa"/>
@@ -5780,12 +5750,6 @@
         </w:tc>
       </w:tr>
       <w:tr>
-        <w:tblPrEx>
-          <w:tblCellMar>
-            <w:top w:w="0" w:type="dxa"/>
-            <w:bottom w:w="0" w:type="dxa"/>
-          </w:tblCellMar>
-        </w:tblPrEx>
         <w:tc>
           <w:tcPr>
             <w:tcW w:w="1200" w:type="dxa"/>
@@ -5933,12 +5897,6 @@
         <w:gridCol w:w="4466"/>
       </w:tblGrid>
       <w:tr>
-        <w:tblPrEx>
-          <w:tblCellMar>
-            <w:top w:w="0" w:type="dxa"/>
-            <w:bottom w:w="0" w:type="dxa"/>
-          </w:tblCellMar>
-        </w:tblPrEx>
         <w:tc>
           <w:tcPr>
             <w:tcW w:w="1200" w:type="dxa"/>
@@ -6037,12 +5995,6 @@
         </w:tc>
       </w:tr>
       <w:tr>
-        <w:tblPrEx>
-          <w:tblCellMar>
-            <w:top w:w="0" w:type="dxa"/>
-            <w:bottom w:w="0" w:type="dxa"/>
-          </w:tblCellMar>
-        </w:tblPrEx>
         <w:tc>
           <w:tcPr>
             <w:tcW w:w="1200" w:type="dxa"/>
@@ -6132,12 +6084,6 @@
         </w:tc>
       </w:tr>
       <w:tr>
-        <w:tblPrEx>
-          <w:tblCellMar>
-            <w:top w:w="0" w:type="dxa"/>
-            <w:bottom w:w="0" w:type="dxa"/>
-          </w:tblCellMar>
-        </w:tblPrEx>
         <w:tc>
           <w:tcPr>
             <w:tcW w:w="1200" w:type="dxa"/>
@@ -6227,12 +6173,6 @@
         </w:tc>
       </w:tr>
       <w:tr>
-        <w:tblPrEx>
-          <w:tblCellMar>
-            <w:top w:w="0" w:type="dxa"/>
-            <w:bottom w:w="0" w:type="dxa"/>
-          </w:tblCellMar>
-        </w:tblPrEx>
         <w:tc>
           <w:tcPr>
             <w:tcW w:w="1200" w:type="dxa"/>
@@ -6322,12 +6262,6 @@
         </w:tc>
       </w:tr>
       <w:tr>
-        <w:tblPrEx>
-          <w:tblCellMar>
-            <w:top w:w="0" w:type="dxa"/>
-            <w:bottom w:w="0" w:type="dxa"/>
-          </w:tblCellMar>
-        </w:tblPrEx>
         <w:tc>
           <w:tcPr>
             <w:tcW w:w="1200" w:type="dxa"/>
@@ -6417,12 +6351,6 @@
         </w:tc>
       </w:tr>
       <w:tr>
-        <w:tblPrEx>
-          <w:tblCellMar>
-            <w:top w:w="0" w:type="dxa"/>
-            <w:bottom w:w="0" w:type="dxa"/>
-          </w:tblCellMar>
-        </w:tblPrEx>
         <w:tc>
           <w:tcPr>
             <w:tcW w:w="1200" w:type="dxa"/>
@@ -6512,12 +6440,6 @@
         </w:tc>
       </w:tr>
       <w:tr>
-        <w:tblPrEx>
-          <w:tblCellMar>
-            <w:top w:w="0" w:type="dxa"/>
-            <w:bottom w:w="0" w:type="dxa"/>
-          </w:tblCellMar>
-        </w:tblPrEx>
         <w:tc>
           <w:tcPr>
             <w:tcW w:w="1200" w:type="dxa"/>
@@ -6607,12 +6529,6 @@
         </w:tc>
       </w:tr>
       <w:tr>
-        <w:tblPrEx>
-          <w:tblCellMar>
-            <w:top w:w="0" w:type="dxa"/>
-            <w:bottom w:w="0" w:type="dxa"/>
-          </w:tblCellMar>
-        </w:tblPrEx>
         <w:tc>
           <w:tcPr>
             <w:tcW w:w="1200" w:type="dxa"/>
@@ -6850,12 +6766,6 @@
         <w:gridCol w:w="2035"/>
       </w:tblGrid>
       <w:tr>
-        <w:tblPrEx>
-          <w:tblCellMar>
-            <w:top w:w="0" w:type="dxa"/>
-            <w:bottom w:w="0" w:type="dxa"/>
-          </w:tblCellMar>
-        </w:tblPrEx>
         <w:tc>
           <w:tcPr>
             <w:tcW w:w="1400" w:type="dxa"/>
@@ -7018,12 +6928,6 @@
         </w:tc>
       </w:tr>
       <w:tr>
-        <w:tblPrEx>
-          <w:tblCellMar>
-            <w:top w:w="0" w:type="dxa"/>
-            <w:bottom w:w="0" w:type="dxa"/>
-          </w:tblCellMar>
-        </w:tblPrEx>
         <w:tc>
           <w:tcPr>
             <w:tcW w:w="1400" w:type="dxa"/>
@@ -7171,12 +7075,6 @@
         </w:tc>
       </w:tr>
       <w:tr>
-        <w:tblPrEx>
-          <w:tblCellMar>
-            <w:top w:w="0" w:type="dxa"/>
-            <w:bottom w:w="0" w:type="dxa"/>
-          </w:tblCellMar>
-        </w:tblPrEx>
         <w:tc>
           <w:tcPr>
             <w:tcW w:w="1400" w:type="dxa"/>
@@ -7324,12 +7222,6 @@
         </w:tc>
       </w:tr>
       <w:tr>
-        <w:tblPrEx>
-          <w:tblCellMar>
-            <w:top w:w="0" w:type="dxa"/>
-            <w:bottom w:w="0" w:type="dxa"/>
-          </w:tblCellMar>
-        </w:tblPrEx>
         <w:tc>
           <w:tcPr>
             <w:tcW w:w="1400" w:type="dxa"/>
@@ -7477,12 +7369,6 @@
         </w:tc>
       </w:tr>
       <w:tr>
-        <w:tblPrEx>
-          <w:tblCellMar>
-            <w:top w:w="0" w:type="dxa"/>
-            <w:bottom w:w="0" w:type="dxa"/>
-          </w:tblCellMar>
-        </w:tblPrEx>
         <w:tc>
           <w:tcPr>
             <w:tcW w:w="1400" w:type="dxa"/>
@@ -7630,12 +7516,6 @@
         </w:tc>
       </w:tr>
       <w:tr>
-        <w:tblPrEx>
-          <w:tblCellMar>
-            <w:top w:w="0" w:type="dxa"/>
-            <w:bottom w:w="0" w:type="dxa"/>
-          </w:tblCellMar>
-        </w:tblPrEx>
         <w:tc>
           <w:tcPr>
             <w:tcW w:w="1400" w:type="dxa"/>
@@ -7783,12 +7663,6 @@
         </w:tc>
       </w:tr>
       <w:tr>
-        <w:tblPrEx>
-          <w:tblCellMar>
-            <w:top w:w="0" w:type="dxa"/>
-            <w:bottom w:w="0" w:type="dxa"/>
-          </w:tblCellMar>
-        </w:tblPrEx>
         <w:tc>
           <w:tcPr>
             <w:tcW w:w="1400" w:type="dxa"/>
@@ -7936,12 +7810,6 @@
         </w:tc>
       </w:tr>
       <w:tr>
-        <w:tblPrEx>
-          <w:tblCellMar>
-            <w:top w:w="0" w:type="dxa"/>
-            <w:bottom w:w="0" w:type="dxa"/>
-          </w:tblCellMar>
-        </w:tblPrEx>
         <w:tc>
           <w:tcPr>
             <w:tcW w:w="1400" w:type="dxa"/>
@@ -8090,12 +7958,6 @@
         </w:tc>
       </w:tr>
       <w:tr>
-        <w:tblPrEx>
-          <w:tblCellMar>
-            <w:top w:w="0" w:type="dxa"/>
-            <w:bottom w:w="0" w:type="dxa"/>
-          </w:tblCellMar>
-        </w:tblPrEx>
         <w:tc>
           <w:tcPr>
             <w:tcW w:w="1400" w:type="dxa"/>
@@ -8243,12 +8105,6 @@
         </w:tc>
       </w:tr>
       <w:tr>
-        <w:tblPrEx>
-          <w:tblCellMar>
-            <w:top w:w="0" w:type="dxa"/>
-            <w:bottom w:w="0" w:type="dxa"/>
-          </w:tblCellMar>
-        </w:tblPrEx>
         <w:tc>
           <w:tcPr>
             <w:tcW w:w="1400" w:type="dxa"/>
@@ -8396,12 +8252,6 @@
         </w:tc>
       </w:tr>
       <w:tr>
-        <w:tblPrEx>
-          <w:tblCellMar>
-            <w:top w:w="0" w:type="dxa"/>
-            <w:bottom w:w="0" w:type="dxa"/>
-          </w:tblCellMar>
-        </w:tblPrEx>
         <w:tc>
           <w:tcPr>
             <w:tcW w:w="1400" w:type="dxa"/>
@@ -8549,12 +8399,6 @@
         </w:tc>
       </w:tr>
       <w:tr>
-        <w:tblPrEx>
-          <w:tblCellMar>
-            <w:top w:w="0" w:type="dxa"/>
-            <w:bottom w:w="0" w:type="dxa"/>
-          </w:tblCellMar>
-        </w:tblPrEx>
         <w:tc>
           <w:tcPr>
             <w:tcW w:w="1400" w:type="dxa"/>
@@ -9712,12 +9556,6 @@
         <w:gridCol w:w="6266"/>
       </w:tblGrid>
       <w:tr>
-        <w:tblPrEx>
-          <w:tblCellMar>
-            <w:top w:w="0" w:type="dxa"/>
-            <w:bottom w:w="0" w:type="dxa"/>
-          </w:tblCellMar>
-        </w:tblPrEx>
         <w:tc>
           <w:tcPr>
             <w:tcW w:w="2400" w:type="dxa"/>
@@ -9784,12 +9622,6 @@
         </w:tc>
       </w:tr>
       <w:tr>
-        <w:tblPrEx>
-          <w:tblCellMar>
-            <w:top w:w="0" w:type="dxa"/>
-            <w:bottom w:w="0" w:type="dxa"/>
-          </w:tblCellMar>
-        </w:tblPrEx>
         <w:tc>
           <w:tcPr>
             <w:tcW w:w="2400" w:type="dxa"/>
@@ -9852,12 +9684,6 @@
         </w:tc>
       </w:tr>
       <w:tr>
-        <w:tblPrEx>
-          <w:tblCellMar>
-            <w:top w:w="0" w:type="dxa"/>
-            <w:bottom w:w="0" w:type="dxa"/>
-          </w:tblCellMar>
-        </w:tblPrEx>
         <w:tc>
           <w:tcPr>
             <w:tcW w:w="2400" w:type="dxa"/>
@@ -9920,12 +9746,6 @@
         </w:tc>
       </w:tr>
       <w:tr>
-        <w:tblPrEx>
-          <w:tblCellMar>
-            <w:top w:w="0" w:type="dxa"/>
-            <w:bottom w:w="0" w:type="dxa"/>
-          </w:tblCellMar>
-        </w:tblPrEx>
         <w:tc>
           <w:tcPr>
             <w:tcW w:w="2400" w:type="dxa"/>
@@ -9990,12 +9810,6 @@
         </w:tc>
       </w:tr>
       <w:tr>
-        <w:tblPrEx>
-          <w:tblCellMar>
-            <w:top w:w="0" w:type="dxa"/>
-            <w:bottom w:w="0" w:type="dxa"/>
-          </w:tblCellMar>
-        </w:tblPrEx>
         <w:tc>
           <w:tcPr>
             <w:tcW w:w="2400" w:type="dxa"/>
@@ -10060,12 +9874,6 @@
         </w:tc>
       </w:tr>
       <w:tr>
-        <w:tblPrEx>
-          <w:tblCellMar>
-            <w:top w:w="0" w:type="dxa"/>
-            <w:bottom w:w="0" w:type="dxa"/>
-          </w:tblCellMar>
-        </w:tblPrEx>
         <w:tc>
           <w:tcPr>
             <w:tcW w:w="2400" w:type="dxa"/>
@@ -10130,12 +9938,6 @@
         </w:tc>
       </w:tr>
       <w:tr>
-        <w:tblPrEx>
-          <w:tblCellMar>
-            <w:top w:w="0" w:type="dxa"/>
-            <w:bottom w:w="0" w:type="dxa"/>
-          </w:tblCellMar>
-        </w:tblPrEx>
         <w:tc>
           <w:tcPr>
             <w:tcW w:w="2400" w:type="dxa"/>
@@ -10216,12 +10018,6 @@
         </w:tc>
       </w:tr>
       <w:tr>
-        <w:tblPrEx>
-          <w:tblCellMar>
-            <w:top w:w="0" w:type="dxa"/>
-            <w:bottom w:w="0" w:type="dxa"/>
-          </w:tblCellMar>
-        </w:tblPrEx>
         <w:tc>
           <w:tcPr>
             <w:tcW w:w="2400" w:type="dxa"/>
@@ -10286,12 +10082,6 @@
         </w:tc>
       </w:tr>
       <w:tr>
-        <w:tblPrEx>
-          <w:tblCellMar>
-            <w:top w:w="0" w:type="dxa"/>
-            <w:bottom w:w="0" w:type="dxa"/>
-          </w:tblCellMar>
-        </w:tblPrEx>
         <w:tc>
           <w:tcPr>
             <w:tcW w:w="2400" w:type="dxa"/>
@@ -10354,12 +10144,6 @@
         </w:tc>
       </w:tr>
       <w:tr>
-        <w:tblPrEx>
-          <w:tblCellMar>
-            <w:top w:w="0" w:type="dxa"/>
-            <w:bottom w:w="0" w:type="dxa"/>
-          </w:tblCellMar>
-        </w:tblPrEx>
         <w:tc>
           <w:tcPr>
             <w:tcW w:w="2400" w:type="dxa"/>
@@ -10422,12 +10206,6 @@
         </w:tc>
       </w:tr>
       <w:tr>
-        <w:tblPrEx>
-          <w:tblCellMar>
-            <w:top w:w="0" w:type="dxa"/>
-            <w:bottom w:w="0" w:type="dxa"/>
-          </w:tblCellMar>
-        </w:tblPrEx>
         <w:tc>
           <w:tcPr>
             <w:tcW w:w="2400" w:type="dxa"/>
@@ -10538,12 +10316,6 @@
         <w:gridCol w:w="6025"/>
       </w:tblGrid>
       <w:tr>
-        <w:tblPrEx>
-          <w:tblCellMar>
-            <w:top w:w="0" w:type="dxa"/>
-            <w:bottom w:w="0" w:type="dxa"/>
-          </w:tblCellMar>
-        </w:tblPrEx>
         <w:tc>
           <w:tcPr>
             <w:tcW w:w="2400" w:type="dxa"/>
@@ -10610,12 +10382,6 @@
         </w:tc>
       </w:tr>
       <w:tr>
-        <w:tblPrEx>
-          <w:tblCellMar>
-            <w:top w:w="0" w:type="dxa"/>
-            <w:bottom w:w="0" w:type="dxa"/>
-          </w:tblCellMar>
-        </w:tblPrEx>
         <w:tc>
           <w:tcPr>
             <w:tcW w:w="2400" w:type="dxa"/>
@@ -10678,12 +10444,6 @@
         </w:tc>
       </w:tr>
       <w:tr>
-        <w:tblPrEx>
-          <w:tblCellMar>
-            <w:top w:w="0" w:type="dxa"/>
-            <w:bottom w:w="0" w:type="dxa"/>
-          </w:tblCellMar>
-        </w:tblPrEx>
         <w:tc>
           <w:tcPr>
             <w:tcW w:w="2400" w:type="dxa"/>
@@ -10746,12 +10506,6 @@
         </w:tc>
       </w:tr>
       <w:tr>
-        <w:tblPrEx>
-          <w:tblCellMar>
-            <w:top w:w="0" w:type="dxa"/>
-            <w:bottom w:w="0" w:type="dxa"/>
-          </w:tblCellMar>
-        </w:tblPrEx>
         <w:tc>
           <w:tcPr>
             <w:tcW w:w="2400" w:type="dxa"/>
@@ -10814,12 +10568,6 @@
         </w:tc>
       </w:tr>
       <w:tr>
-        <w:tblPrEx>
-          <w:tblCellMar>
-            <w:top w:w="0" w:type="dxa"/>
-            <w:bottom w:w="0" w:type="dxa"/>
-          </w:tblCellMar>
-        </w:tblPrEx>
         <w:tc>
           <w:tcPr>
             <w:tcW w:w="2400" w:type="dxa"/>
@@ -10882,12 +10630,6 @@
         </w:tc>
       </w:tr>
       <w:tr>
-        <w:tblPrEx>
-          <w:tblCellMar>
-            <w:top w:w="0" w:type="dxa"/>
-            <w:bottom w:w="0" w:type="dxa"/>
-          </w:tblCellMar>
-        </w:tblPrEx>
         <w:tc>
           <w:tcPr>
             <w:tcW w:w="2400" w:type="dxa"/>
@@ -10950,12 +10692,6 @@
         </w:tc>
       </w:tr>
       <w:tr>
-        <w:tblPrEx>
-          <w:tblCellMar>
-            <w:top w:w="0" w:type="dxa"/>
-            <w:bottom w:w="0" w:type="dxa"/>
-          </w:tblCellMar>
-        </w:tblPrEx>
         <w:tc>
           <w:tcPr>
             <w:tcW w:w="2400" w:type="dxa"/>
@@ -11018,12 +10754,6 @@
         </w:tc>
       </w:tr>
       <w:tr>
-        <w:tblPrEx>
-          <w:tblCellMar>
-            <w:top w:w="0" w:type="dxa"/>
-            <w:bottom w:w="0" w:type="dxa"/>
-          </w:tblCellMar>
-        </w:tblPrEx>
         <w:tc>
           <w:tcPr>
             <w:tcW w:w="2400" w:type="dxa"/>
@@ -11087,12 +10817,6 @@
         </w:tc>
       </w:tr>
       <w:tr>
-        <w:tblPrEx>
-          <w:tblCellMar>
-            <w:top w:w="0" w:type="dxa"/>
-            <w:bottom w:w="0" w:type="dxa"/>
-          </w:tblCellMar>
-        </w:tblPrEx>
         <w:tc>
           <w:tcPr>
             <w:tcW w:w="2400" w:type="dxa"/>
@@ -11155,12 +10879,6 @@
         </w:tc>
       </w:tr>
       <w:tr>
-        <w:tblPrEx>
-          <w:tblCellMar>
-            <w:top w:w="0" w:type="dxa"/>
-            <w:bottom w:w="0" w:type="dxa"/>
-          </w:tblCellMar>
-        </w:tblPrEx>
         <w:tc>
           <w:tcPr>
             <w:tcW w:w="2400" w:type="dxa"/>
@@ -12986,12 +12704,6 @@
         <w:gridCol w:w="4825"/>
       </w:tblGrid>
       <w:tr>
-        <w:tblPrEx>
-          <w:tblCellMar>
-            <w:top w:w="0" w:type="dxa"/>
-            <w:bottom w:w="0" w:type="dxa"/>
-          </w:tblCellMar>
-        </w:tblPrEx>
         <w:tc>
           <w:tcPr>
             <w:tcW w:w="3200" w:type="dxa"/>
@@ -13058,12 +12770,6 @@
         </w:tc>
       </w:tr>
       <w:tr>
-        <w:tblPrEx>
-          <w:tblCellMar>
-            <w:top w:w="0" w:type="dxa"/>
-            <w:bottom w:w="0" w:type="dxa"/>
-          </w:tblCellMar>
-        </w:tblPrEx>
         <w:tc>
           <w:tcPr>
             <w:tcW w:w="3200" w:type="dxa"/>
@@ -13126,12 +12832,6 @@
         </w:tc>
       </w:tr>
       <w:tr>
-        <w:tblPrEx>
-          <w:tblCellMar>
-            <w:top w:w="0" w:type="dxa"/>
-            <w:bottom w:w="0" w:type="dxa"/>
-          </w:tblCellMar>
-        </w:tblPrEx>
         <w:tc>
           <w:tcPr>
             <w:tcW w:w="3200" w:type="dxa"/>
@@ -13194,12 +12894,6 @@
         </w:tc>
       </w:tr>
       <w:tr>
-        <w:tblPrEx>
-          <w:tblCellMar>
-            <w:top w:w="0" w:type="dxa"/>
-            <w:bottom w:w="0" w:type="dxa"/>
-          </w:tblCellMar>
-        </w:tblPrEx>
         <w:tc>
           <w:tcPr>
             <w:tcW w:w="3200" w:type="dxa"/>
@@ -13262,12 +12956,6 @@
         </w:tc>
       </w:tr>
       <w:tr>
-        <w:tblPrEx>
-          <w:tblCellMar>
-            <w:top w:w="0" w:type="dxa"/>
-            <w:bottom w:w="0" w:type="dxa"/>
-          </w:tblCellMar>
-        </w:tblPrEx>
         <w:tc>
           <w:tcPr>
             <w:tcW w:w="3200" w:type="dxa"/>
@@ -13330,12 +13018,6 @@
         </w:tc>
       </w:tr>
       <w:tr>
-        <w:tblPrEx>
-          <w:tblCellMar>
-            <w:top w:w="0" w:type="dxa"/>
-            <w:bottom w:w="0" w:type="dxa"/>
-          </w:tblCellMar>
-        </w:tblPrEx>
         <w:tc>
           <w:tcPr>
             <w:tcW w:w="3200" w:type="dxa"/>
@@ -13398,12 +13080,6 @@
         </w:tc>
       </w:tr>
       <w:tr>
-        <w:tblPrEx>
-          <w:tblCellMar>
-            <w:top w:w="0" w:type="dxa"/>
-            <w:bottom w:w="0" w:type="dxa"/>
-          </w:tblCellMar>
-        </w:tblPrEx>
         <w:tc>
           <w:tcPr>
             <w:tcW w:w="3200" w:type="dxa"/>
@@ -13665,12 +13341,6 @@
         <w:gridCol w:w="3069"/>
       </w:tblGrid>
       <w:tr>
-        <w:tblPrEx>
-          <w:tblCellMar>
-            <w:top w:w="0" w:type="dxa"/>
-            <w:bottom w:w="0" w:type="dxa"/>
-          </w:tblCellMar>
-        </w:tblPrEx>
         <w:tc>
           <w:tcPr>
             <w:tcW w:w="1800" w:type="dxa"/>
@@ -13769,12 +13439,6 @@
         </w:tc>
       </w:tr>
       <w:tr>
-        <w:tblPrEx>
-          <w:tblCellMar>
-            <w:top w:w="0" w:type="dxa"/>
-            <w:bottom w:w="0" w:type="dxa"/>
-          </w:tblCellMar>
-        </w:tblPrEx>
         <w:tc>
           <w:tcPr>
             <w:tcW w:w="1800" w:type="dxa"/>
@@ -13914,12 +13578,6 @@
         </w:tc>
       </w:tr>
       <w:tr>
-        <w:tblPrEx>
-          <w:tblCellMar>
-            <w:top w:w="0" w:type="dxa"/>
-            <w:bottom w:w="0" w:type="dxa"/>
-          </w:tblCellMar>
-        </w:tblPrEx>
         <w:tc>
           <w:tcPr>
             <w:tcW w:w="1800" w:type="dxa"/>
@@ -14059,12 +13717,6 @@
         </w:tc>
       </w:tr>
       <w:tr>
-        <w:tblPrEx>
-          <w:tblCellMar>
-            <w:top w:w="0" w:type="dxa"/>
-            <w:bottom w:w="0" w:type="dxa"/>
-          </w:tblCellMar>
-        </w:tblPrEx>
         <w:tc>
           <w:tcPr>
             <w:tcW w:w="1800" w:type="dxa"/>
@@ -14172,12 +13824,6 @@
         </w:tc>
       </w:tr>
       <w:tr>
-        <w:tblPrEx>
-          <w:tblCellMar>
-            <w:top w:w="0" w:type="dxa"/>
-            <w:bottom w:w="0" w:type="dxa"/>
-          </w:tblCellMar>
-        </w:tblPrEx>
         <w:tc>
           <w:tcPr>
             <w:tcW w:w="1800" w:type="dxa"/>
@@ -14285,12 +13931,6 @@
         </w:tc>
       </w:tr>
       <w:tr>
-        <w:tblPrEx>
-          <w:tblCellMar>
-            <w:top w:w="0" w:type="dxa"/>
-            <w:bottom w:w="0" w:type="dxa"/>
-          </w:tblCellMar>
-        </w:tblPrEx>
         <w:tc>
           <w:tcPr>
             <w:tcW w:w="1800" w:type="dxa"/>
@@ -14382,12 +14022,6 @@
         </w:tc>
       </w:tr>
       <w:tr>
-        <w:tblPrEx>
-          <w:tblCellMar>
-            <w:top w:w="0" w:type="dxa"/>
-            <w:bottom w:w="0" w:type="dxa"/>
-          </w:tblCellMar>
-        </w:tblPrEx>
         <w:tc>
           <w:tcPr>
             <w:tcW w:w="1800" w:type="dxa"/>
@@ -14495,12 +14129,6 @@
         </w:tc>
       </w:tr>
       <w:tr>
-        <w:tblPrEx>
-          <w:tblCellMar>
-            <w:top w:w="0" w:type="dxa"/>
-            <w:bottom w:w="0" w:type="dxa"/>
-          </w:tblCellMar>
-        </w:tblPrEx>
         <w:tc>
           <w:tcPr>
             <w:tcW w:w="1800" w:type="dxa"/>
@@ -14608,12 +14236,6 @@
         </w:tc>
       </w:tr>
       <w:tr>
-        <w:tblPrEx>
-          <w:tblCellMar>
-            <w:top w:w="0" w:type="dxa"/>
-            <w:bottom w:w="0" w:type="dxa"/>
-          </w:tblCellMar>
-        </w:tblPrEx>
         <w:tc>
           <w:tcPr>
             <w:tcW w:w="1800" w:type="dxa"/>
@@ -14721,12 +14343,6 @@
         </w:tc>
       </w:tr>
       <w:tr>
-        <w:tblPrEx>
-          <w:tblCellMar>
-            <w:top w:w="0" w:type="dxa"/>
-            <w:bottom w:w="0" w:type="dxa"/>
-          </w:tblCellMar>
-        </w:tblPrEx>
         <w:tc>
           <w:tcPr>
             <w:tcW w:w="1800" w:type="dxa"/>
@@ -15865,12 +15481,6 @@
         <w:gridCol w:w="5761"/>
       </w:tblGrid>
       <w:tr>
-        <w:tblPrEx>
-          <w:tblCellMar>
-            <w:top w:w="0" w:type="dxa"/>
-            <w:bottom w:w="0" w:type="dxa"/>
-          </w:tblCellMar>
-        </w:tblPrEx>
         <w:tc>
           <w:tcPr>
             <w:tcW w:w="3200" w:type="dxa"/>
@@ -15937,12 +15547,6 @@
         </w:tc>
       </w:tr>
       <w:tr>
-        <w:tblPrEx>
-          <w:tblCellMar>
-            <w:top w:w="0" w:type="dxa"/>
-            <w:bottom w:w="0" w:type="dxa"/>
-          </w:tblCellMar>
-        </w:tblPrEx>
         <w:tc>
           <w:tcPr>
             <w:tcW w:w="3200" w:type="dxa"/>
@@ -16005,12 +15609,6 @@
         </w:tc>
       </w:tr>
       <w:tr>
-        <w:tblPrEx>
-          <w:tblCellMar>
-            <w:top w:w="0" w:type="dxa"/>
-            <w:bottom w:w="0" w:type="dxa"/>
-          </w:tblCellMar>
-        </w:tblPrEx>
         <w:tc>
           <w:tcPr>
             <w:tcW w:w="3200" w:type="dxa"/>
@@ -16073,12 +15671,6 @@
         </w:tc>
       </w:tr>
       <w:tr>
-        <w:tblPrEx>
-          <w:tblCellMar>
-            <w:top w:w="0" w:type="dxa"/>
-            <w:bottom w:w="0" w:type="dxa"/>
-          </w:tblCellMar>
-        </w:tblPrEx>
         <w:tc>
           <w:tcPr>
             <w:tcW w:w="3200" w:type="dxa"/>
@@ -16141,12 +15733,6 @@
         </w:tc>
       </w:tr>
       <w:tr>
-        <w:tblPrEx>
-          <w:tblCellMar>
-            <w:top w:w="0" w:type="dxa"/>
-            <w:bottom w:w="0" w:type="dxa"/>
-          </w:tblCellMar>
-        </w:tblPrEx>
         <w:tc>
           <w:tcPr>
             <w:tcW w:w="3200" w:type="dxa"/>
@@ -16209,12 +15795,6 @@
         </w:tc>
       </w:tr>
       <w:tr>
-        <w:tblPrEx>
-          <w:tblCellMar>
-            <w:top w:w="0" w:type="dxa"/>
-            <w:bottom w:w="0" w:type="dxa"/>
-          </w:tblCellMar>
-        </w:tblPrEx>
         <w:tc>
           <w:tcPr>
             <w:tcW w:w="3200" w:type="dxa"/>
@@ -16555,12 +16135,6 @@
         <w:gridCol w:w="1837"/>
       </w:tblGrid>
       <w:tr>
-        <w:tblPrEx>
-          <w:tblCellMar>
-            <w:top w:w="0" w:type="dxa"/>
-            <w:bottom w:w="0" w:type="dxa"/>
-          </w:tblCellMar>
-        </w:tblPrEx>
         <w:tc>
           <w:tcPr>
             <w:tcW w:w="1700" w:type="dxa"/>
@@ -16723,12 +16297,6 @@
         </w:tc>
       </w:tr>
       <w:tr>
-        <w:tblPrEx>
-          <w:tblCellMar>
-            <w:top w:w="0" w:type="dxa"/>
-            <w:bottom w:w="0" w:type="dxa"/>
-          </w:tblCellMar>
-        </w:tblPrEx>
         <w:tc>
           <w:tcPr>
             <w:tcW w:w="1700" w:type="dxa"/>
@@ -16876,12 +16444,6 @@
         </w:tc>
       </w:tr>
       <w:tr>
-        <w:tblPrEx>
-          <w:tblCellMar>
-            <w:top w:w="0" w:type="dxa"/>
-            <w:bottom w:w="0" w:type="dxa"/>
-          </w:tblCellMar>
-        </w:tblPrEx>
         <w:tc>
           <w:tcPr>
             <w:tcW w:w="1700" w:type="dxa"/>
@@ -17029,12 +16591,6 @@
         </w:tc>
       </w:tr>
       <w:tr>
-        <w:tblPrEx>
-          <w:tblCellMar>
-            <w:top w:w="0" w:type="dxa"/>
-            <w:bottom w:w="0" w:type="dxa"/>
-          </w:tblCellMar>
-        </w:tblPrEx>
         <w:tc>
           <w:tcPr>
             <w:tcW w:w="1700" w:type="dxa"/>
@@ -17182,12 +16738,6 @@
         </w:tc>
       </w:tr>
       <w:tr>
-        <w:tblPrEx>
-          <w:tblCellMar>
-            <w:top w:w="0" w:type="dxa"/>
-            <w:bottom w:w="0" w:type="dxa"/>
-          </w:tblCellMar>
-        </w:tblPrEx>
         <w:tc>
           <w:tcPr>
             <w:tcW w:w="1700" w:type="dxa"/>
@@ -17335,12 +16885,6 @@
         </w:tc>
       </w:tr>
       <w:tr>
-        <w:tblPrEx>
-          <w:tblCellMar>
-            <w:top w:w="0" w:type="dxa"/>
-            <w:bottom w:w="0" w:type="dxa"/>
-          </w:tblCellMar>
-        </w:tblPrEx>
         <w:tc>
           <w:tcPr>
             <w:tcW w:w="1700" w:type="dxa"/>
@@ -17488,12 +17032,6 @@
         </w:tc>
       </w:tr>
       <w:tr>
-        <w:tblPrEx>
-          <w:tblCellMar>
-            <w:top w:w="0" w:type="dxa"/>
-            <w:bottom w:w="0" w:type="dxa"/>
-          </w:tblCellMar>
-        </w:tblPrEx>
         <w:tc>
           <w:tcPr>
             <w:tcW w:w="1700" w:type="dxa"/>
@@ -17641,12 +17179,6 @@
         </w:tc>
       </w:tr>
       <w:tr>
-        <w:tblPrEx>
-          <w:tblCellMar>
-            <w:top w:w="0" w:type="dxa"/>
-            <w:bottom w:w="0" w:type="dxa"/>
-          </w:tblCellMar>
-        </w:tblPrEx>
         <w:tc>
           <w:tcPr>
             <w:tcW w:w="1700" w:type="dxa"/>
@@ -17794,12 +17326,6 @@
         </w:tc>
       </w:tr>
       <w:tr>
-        <w:tblPrEx>
-          <w:tblCellMar>
-            <w:top w:w="0" w:type="dxa"/>
-            <w:bottom w:w="0" w:type="dxa"/>
-          </w:tblCellMar>
-        </w:tblPrEx>
         <w:tc>
           <w:tcPr>
             <w:tcW w:w="1700" w:type="dxa"/>
@@ -18252,12 +17778,6 @@
         <w:gridCol w:w="5466"/>
       </w:tblGrid>
       <w:tr>
-        <w:tblPrEx>
-          <w:tblCellMar>
-            <w:top w:w="0" w:type="dxa"/>
-            <w:bottom w:w="0" w:type="dxa"/>
-          </w:tblCellMar>
-        </w:tblPrEx>
         <w:tc>
           <w:tcPr>
             <w:tcW w:w="3200" w:type="dxa"/>
@@ -18324,12 +17844,6 @@
         </w:tc>
       </w:tr>
       <w:tr>
-        <w:tblPrEx>
-          <w:tblCellMar>
-            <w:top w:w="0" w:type="dxa"/>
-            <w:bottom w:w="0" w:type="dxa"/>
-          </w:tblCellMar>
-        </w:tblPrEx>
         <w:tc>
           <w:tcPr>
             <w:tcW w:w="3200" w:type="dxa"/>
@@ -18390,12 +17904,6 @@
         </w:tc>
       </w:tr>
       <w:tr>
-        <w:tblPrEx>
-          <w:tblCellMar>
-            <w:top w:w="0" w:type="dxa"/>
-            <w:bottom w:w="0" w:type="dxa"/>
-          </w:tblCellMar>
-        </w:tblPrEx>
         <w:tc>
           <w:tcPr>
             <w:tcW w:w="3200" w:type="dxa"/>
@@ -18456,12 +17964,6 @@
         </w:tc>
       </w:tr>
       <w:tr>
-        <w:tblPrEx>
-          <w:tblCellMar>
-            <w:top w:w="0" w:type="dxa"/>
-            <w:bottom w:w="0" w:type="dxa"/>
-          </w:tblCellMar>
-        </w:tblPrEx>
         <w:tc>
           <w:tcPr>
             <w:tcW w:w="3200" w:type="dxa"/>
@@ -18522,12 +18024,6 @@
         </w:tc>
       </w:tr>
       <w:tr>
-        <w:tblPrEx>
-          <w:tblCellMar>
-            <w:top w:w="0" w:type="dxa"/>
-            <w:bottom w:w="0" w:type="dxa"/>
-          </w:tblCellMar>
-        </w:tblPrEx>
         <w:tc>
           <w:tcPr>
             <w:tcW w:w="3200" w:type="dxa"/>
@@ -18588,12 +18084,6 @@
         </w:tc>
       </w:tr>
       <w:tr>
-        <w:tblPrEx>
-          <w:tblCellMar>
-            <w:top w:w="0" w:type="dxa"/>
-            <w:bottom w:w="0" w:type="dxa"/>
-          </w:tblCellMar>
-        </w:tblPrEx>
         <w:tc>
           <w:tcPr>
             <w:tcW w:w="3200" w:type="dxa"/>
@@ -18654,12 +18144,6 @@
         </w:tc>
       </w:tr>
       <w:tr>
-        <w:tblPrEx>
-          <w:tblCellMar>
-            <w:top w:w="0" w:type="dxa"/>
-            <w:bottom w:w="0" w:type="dxa"/>
-          </w:tblCellMar>
-        </w:tblPrEx>
         <w:tc>
           <w:tcPr>
             <w:tcW w:w="3200" w:type="dxa"/>
@@ -19635,12 +19119,6 @@
         <w:gridCol w:w="6266"/>
       </w:tblGrid>
       <w:tr>
-        <w:tblPrEx>
-          <w:tblCellMar>
-            <w:top w:w="0" w:type="dxa"/>
-            <w:bottom w:w="0" w:type="dxa"/>
-          </w:tblCellMar>
-        </w:tblPrEx>
         <w:tc>
           <w:tcPr>
             <w:tcW w:w="2400" w:type="dxa"/>
@@ -19707,12 +19185,6 @@
         </w:tc>
       </w:tr>
       <w:tr>
-        <w:tblPrEx>
-          <w:tblCellMar>
-            <w:top w:w="0" w:type="dxa"/>
-            <w:bottom w:w="0" w:type="dxa"/>
-          </w:tblCellMar>
-        </w:tblPrEx>
         <w:tc>
           <w:tcPr>
             <w:tcW w:w="2400" w:type="dxa"/>
@@ -19773,12 +19245,6 @@
         </w:tc>
       </w:tr>
       <w:tr>
-        <w:tblPrEx>
-          <w:tblCellMar>
-            <w:top w:w="0" w:type="dxa"/>
-            <w:bottom w:w="0" w:type="dxa"/>
-          </w:tblCellMar>
-        </w:tblPrEx>
         <w:tc>
           <w:tcPr>
             <w:tcW w:w="2400" w:type="dxa"/>
@@ -19839,12 +19305,6 @@
         </w:tc>
       </w:tr>
       <w:tr>
-        <w:tblPrEx>
-          <w:tblCellMar>
-            <w:top w:w="0" w:type="dxa"/>
-            <w:bottom w:w="0" w:type="dxa"/>
-          </w:tblCellMar>
-        </w:tblPrEx>
         <w:tc>
           <w:tcPr>
             <w:tcW w:w="2400" w:type="dxa"/>
@@ -19905,12 +19365,6 @@
         </w:tc>
       </w:tr>
       <w:tr>
-        <w:tblPrEx>
-          <w:tblCellMar>
-            <w:top w:w="0" w:type="dxa"/>
-            <w:bottom w:w="0" w:type="dxa"/>
-          </w:tblCellMar>
-        </w:tblPrEx>
         <w:tc>
           <w:tcPr>
             <w:tcW w:w="2400" w:type="dxa"/>
@@ -19971,12 +19425,6 @@
         </w:tc>
       </w:tr>
       <w:tr>
-        <w:tblPrEx>
-          <w:tblCellMar>
-            <w:top w:w="0" w:type="dxa"/>
-            <w:bottom w:w="0" w:type="dxa"/>
-          </w:tblCellMar>
-        </w:tblPrEx>
         <w:tc>
           <w:tcPr>
             <w:tcW w:w="2400" w:type="dxa"/>
@@ -20077,12 +19525,6 @@
         <w:gridCol w:w="6266"/>
       </w:tblGrid>
       <w:tr>
-        <w:tblPrEx>
-          <w:tblCellMar>
-            <w:top w:w="0" w:type="dxa"/>
-            <w:bottom w:w="0" w:type="dxa"/>
-          </w:tblCellMar>
-        </w:tblPrEx>
         <w:tc>
           <w:tcPr>
             <w:tcW w:w="2400" w:type="dxa"/>
@@ -20149,12 +19591,6 @@
         </w:tc>
       </w:tr>
       <w:tr>
-        <w:tblPrEx>
-          <w:tblCellMar>
-            <w:top w:w="0" w:type="dxa"/>
-            <w:bottom w:w="0" w:type="dxa"/>
-          </w:tblCellMar>
-        </w:tblPrEx>
         <w:tc>
           <w:tcPr>
             <w:tcW w:w="2400" w:type="dxa"/>
@@ -20217,12 +19653,6 @@
         </w:tc>
       </w:tr>
       <w:tr>
-        <w:tblPrEx>
-          <w:tblCellMar>
-            <w:top w:w="0" w:type="dxa"/>
-            <w:bottom w:w="0" w:type="dxa"/>
-          </w:tblCellMar>
-        </w:tblPrEx>
         <w:tc>
           <w:tcPr>
             <w:tcW w:w="2400" w:type="dxa"/>
@@ -20285,12 +19715,6 @@
         </w:tc>
       </w:tr>
       <w:tr>
-        <w:tblPrEx>
-          <w:tblCellMar>
-            <w:top w:w="0" w:type="dxa"/>
-            <w:bottom w:w="0" w:type="dxa"/>
-          </w:tblCellMar>
-        </w:tblPrEx>
         <w:tc>
           <w:tcPr>
             <w:tcW w:w="2400" w:type="dxa"/>
@@ -20351,12 +19775,6 @@
         </w:tc>
       </w:tr>
       <w:tr>
-        <w:tblPrEx>
-          <w:tblCellMar>
-            <w:top w:w="0" w:type="dxa"/>
-            <w:bottom w:w="0" w:type="dxa"/>
-          </w:tblCellMar>
-        </w:tblPrEx>
         <w:tc>
           <w:tcPr>
             <w:tcW w:w="2400" w:type="dxa"/>
@@ -20417,12 +19835,6 @@
         </w:tc>
       </w:tr>
       <w:tr>
-        <w:tblPrEx>
-          <w:tblCellMar>
-            <w:top w:w="0" w:type="dxa"/>
-            <w:bottom w:w="0" w:type="dxa"/>
-          </w:tblCellMar>
-        </w:tblPrEx>
         <w:tc>
           <w:tcPr>
             <w:tcW w:w="2400" w:type="dxa"/>
@@ -20634,12 +20046,6 @@
         <w:gridCol w:w="1561"/>
       </w:tblGrid>
       <w:tr>
-        <w:tblPrEx>
-          <w:tblCellMar>
-            <w:top w:w="0" w:type="dxa"/>
-            <w:bottom w:w="0" w:type="dxa"/>
-          </w:tblCellMar>
-        </w:tblPrEx>
         <w:tc>
           <w:tcPr>
             <w:tcW w:w="1200" w:type="dxa"/>
@@ -20802,12 +20208,6 @@
         </w:tc>
       </w:tr>
       <w:tr>
-        <w:tblPrEx>
-          <w:tblCellMar>
-            <w:top w:w="0" w:type="dxa"/>
-            <w:bottom w:w="0" w:type="dxa"/>
-          </w:tblCellMar>
-        </w:tblPrEx>
         <w:tc>
           <w:tcPr>
             <w:tcW w:w="1200" w:type="dxa"/>
@@ -20957,12 +20357,6 @@
         </w:tc>
       </w:tr>
       <w:tr>
-        <w:tblPrEx>
-          <w:tblCellMar>
-            <w:top w:w="0" w:type="dxa"/>
-            <w:bottom w:w="0" w:type="dxa"/>
-          </w:tblCellMar>
-        </w:tblPrEx>
         <w:tc>
           <w:tcPr>
             <w:tcW w:w="1200" w:type="dxa"/>
@@ -21114,12 +20508,6 @@
         </w:tc>
       </w:tr>
       <w:tr>
-        <w:tblPrEx>
-          <w:tblCellMar>
-            <w:top w:w="0" w:type="dxa"/>
-            <w:bottom w:w="0" w:type="dxa"/>
-          </w:tblCellMar>
-        </w:tblPrEx>
         <w:tc>
           <w:tcPr>
             <w:tcW w:w="1200" w:type="dxa"/>
@@ -21269,12 +20657,6 @@
         </w:tc>
       </w:tr>
       <w:tr>
-        <w:tblPrEx>
-          <w:tblCellMar>
-            <w:top w:w="0" w:type="dxa"/>
-            <w:bottom w:w="0" w:type="dxa"/>
-          </w:tblCellMar>
-        </w:tblPrEx>
         <w:tc>
           <w:tcPr>
             <w:tcW w:w="1200" w:type="dxa"/>
@@ -21424,12 +20806,6 @@
         </w:tc>
       </w:tr>
       <w:tr>
-        <w:tblPrEx>
-          <w:tblCellMar>
-            <w:top w:w="0" w:type="dxa"/>
-            <w:bottom w:w="0" w:type="dxa"/>
-          </w:tblCellMar>
-        </w:tblPrEx>
         <w:tc>
           <w:tcPr>
             <w:tcW w:w="1200" w:type="dxa"/>
@@ -21579,12 +20955,6 @@
         </w:tc>
       </w:tr>
       <w:tr>
-        <w:tblPrEx>
-          <w:tblCellMar>
-            <w:top w:w="0" w:type="dxa"/>
-            <w:bottom w:w="0" w:type="dxa"/>
-          </w:tblCellMar>
-        </w:tblPrEx>
         <w:tc>
           <w:tcPr>
             <w:tcW w:w="1200" w:type="dxa"/>
@@ -21734,12 +21104,6 @@
         </w:tc>
       </w:tr>
       <w:tr>
-        <w:tblPrEx>
-          <w:tblCellMar>
-            <w:top w:w="0" w:type="dxa"/>
-            <w:bottom w:w="0" w:type="dxa"/>
-          </w:tblCellMar>
-        </w:tblPrEx>
         <w:tc>
           <w:tcPr>
             <w:tcW w:w="1200" w:type="dxa"/>
@@ -21889,12 +21253,6 @@
         </w:tc>
       </w:tr>
       <w:tr>
-        <w:tblPrEx>
-          <w:tblCellMar>
-            <w:top w:w="0" w:type="dxa"/>
-            <w:bottom w:w="0" w:type="dxa"/>
-          </w:tblCellMar>
-        </w:tblPrEx>
         <w:tc>
           <w:tcPr>
             <w:tcW w:w="1200" w:type="dxa"/>
@@ -22044,12 +21402,6 @@
         </w:tc>
       </w:tr>
       <w:tr>
-        <w:tblPrEx>
-          <w:tblCellMar>
-            <w:top w:w="0" w:type="dxa"/>
-            <w:bottom w:w="0" w:type="dxa"/>
-          </w:tblCellMar>
-        </w:tblPrEx>
         <w:tc>
           <w:tcPr>
             <w:tcW w:w="1200" w:type="dxa"/>
@@ -22199,12 +21551,6 @@
         </w:tc>
       </w:tr>
       <w:tr>
-        <w:tblPrEx>
-          <w:tblCellMar>
-            <w:top w:w="0" w:type="dxa"/>
-            <w:bottom w:w="0" w:type="dxa"/>
-          </w:tblCellMar>
-        </w:tblPrEx>
         <w:tc>
           <w:tcPr>
             <w:tcW w:w="1200" w:type="dxa"/>
@@ -22354,12 +21700,6 @@
         </w:tc>
       </w:tr>
       <w:tr>
-        <w:tblPrEx>
-          <w:tblCellMar>
-            <w:top w:w="0" w:type="dxa"/>
-            <w:bottom w:w="0" w:type="dxa"/>
-          </w:tblCellMar>
-        </w:tblPrEx>
         <w:tc>
           <w:tcPr>
             <w:tcW w:w="1200" w:type="dxa"/>
@@ -22509,12 +21849,6 @@
         </w:tc>
       </w:tr>
       <w:tr>
-        <w:tblPrEx>
-          <w:tblCellMar>
-            <w:top w:w="0" w:type="dxa"/>
-            <w:bottom w:w="0" w:type="dxa"/>
-          </w:tblCellMar>
-        </w:tblPrEx>
         <w:tc>
           <w:tcPr>
             <w:tcW w:w="1200" w:type="dxa"/>
@@ -22664,12 +21998,6 @@
         </w:tc>
       </w:tr>
       <w:tr>
-        <w:tblPrEx>
-          <w:tblCellMar>
-            <w:top w:w="0" w:type="dxa"/>
-            <w:bottom w:w="0" w:type="dxa"/>
-          </w:tblCellMar>
-        </w:tblPrEx>
         <w:tc>
           <w:tcPr>
             <w:tcW w:w="1200" w:type="dxa"/>
@@ -22819,12 +22147,6 @@
         </w:tc>
       </w:tr>
       <w:tr>
-        <w:tblPrEx>
-          <w:tblCellMar>
-            <w:top w:w="0" w:type="dxa"/>
-            <w:bottom w:w="0" w:type="dxa"/>
-          </w:tblCellMar>
-        </w:tblPrEx>
         <w:tc>
           <w:tcPr>
             <w:tcW w:w="1200" w:type="dxa"/>
@@ -22974,12 +22296,6 @@
         </w:tc>
       </w:tr>
       <w:tr>
-        <w:tblPrEx>
-          <w:tblCellMar>
-            <w:top w:w="0" w:type="dxa"/>
-            <w:bottom w:w="0" w:type="dxa"/>
-          </w:tblCellMar>
-        </w:tblPrEx>
         <w:tc>
           <w:tcPr>
             <w:tcW w:w="1200" w:type="dxa"/>
@@ -23129,12 +22445,6 @@
         </w:tc>
       </w:tr>
       <w:tr>
-        <w:tblPrEx>
-          <w:tblCellMar>
-            <w:top w:w="0" w:type="dxa"/>
-            <w:bottom w:w="0" w:type="dxa"/>
-          </w:tblCellMar>
-        </w:tblPrEx>
         <w:tc>
           <w:tcPr>
             <w:tcW w:w="1200" w:type="dxa"/>
@@ -23284,12 +22594,6 @@
         </w:tc>
       </w:tr>
       <w:tr>
-        <w:tblPrEx>
-          <w:tblCellMar>
-            <w:top w:w="0" w:type="dxa"/>
-            <w:bottom w:w="0" w:type="dxa"/>
-          </w:tblCellMar>
-        </w:tblPrEx>
         <w:tc>
           <w:tcPr>
             <w:tcW w:w="1200" w:type="dxa"/>
@@ -23439,12 +22743,6 @@
         </w:tc>
       </w:tr>
       <w:tr>
-        <w:tblPrEx>
-          <w:tblCellMar>
-            <w:top w:w="0" w:type="dxa"/>
-            <w:bottom w:w="0" w:type="dxa"/>
-          </w:tblCellMar>
-        </w:tblPrEx>
         <w:tc>
           <w:tcPr>
             <w:tcW w:w="1200" w:type="dxa"/>
@@ -23594,12 +22892,6 @@
         </w:tc>
       </w:tr>
       <w:tr>
-        <w:tblPrEx>
-          <w:tblCellMar>
-            <w:top w:w="0" w:type="dxa"/>
-            <w:bottom w:w="0" w:type="dxa"/>
-          </w:tblCellMar>
-        </w:tblPrEx>
         <w:tc>
           <w:tcPr>
             <w:tcW w:w="1200" w:type="dxa"/>
@@ -23749,12 +23041,6 @@
         </w:tc>
       </w:tr>
       <w:tr>
-        <w:tblPrEx>
-          <w:tblCellMar>
-            <w:top w:w="0" w:type="dxa"/>
-            <w:bottom w:w="0" w:type="dxa"/>
-          </w:tblCellMar>
-        </w:tblPrEx>
         <w:tc>
           <w:tcPr>
             <w:tcW w:w="1200" w:type="dxa"/>
@@ -23904,12 +23190,6 @@
         </w:tc>
       </w:tr>
       <w:tr>
-        <w:tblPrEx>
-          <w:tblCellMar>
-            <w:top w:w="0" w:type="dxa"/>
-            <w:bottom w:w="0" w:type="dxa"/>
-          </w:tblCellMar>
-        </w:tblPrEx>
         <w:tc>
           <w:tcPr>
             <w:tcW w:w="1200" w:type="dxa"/>
@@ -24059,12 +23339,6 @@
         </w:tc>
       </w:tr>
       <w:tr>
-        <w:tblPrEx>
-          <w:tblCellMar>
-            <w:top w:w="0" w:type="dxa"/>
-            <w:bottom w:w="0" w:type="dxa"/>
-          </w:tblCellMar>
-        </w:tblPrEx>
         <w:tc>
           <w:tcPr>
             <w:tcW w:w="1200" w:type="dxa"/>
@@ -24214,12 +23488,6 @@
         </w:tc>
       </w:tr>
       <w:tr>
-        <w:tblPrEx>
-          <w:tblCellMar>
-            <w:top w:w="0" w:type="dxa"/>
-            <w:bottom w:w="0" w:type="dxa"/>
-          </w:tblCellMar>
-        </w:tblPrEx>
         <w:tc>
           <w:tcPr>
             <w:tcW w:w="1200" w:type="dxa"/>
@@ -24369,12 +23637,6 @@
         </w:tc>
       </w:tr>
       <w:tr>
-        <w:tblPrEx>
-          <w:tblCellMar>
-            <w:top w:w="0" w:type="dxa"/>
-            <w:bottom w:w="0" w:type="dxa"/>
-          </w:tblCellMar>
-        </w:tblPrEx>
         <w:tc>
           <w:tcPr>
             <w:tcW w:w="1200" w:type="dxa"/>
@@ -24524,12 +23786,6 @@
         </w:tc>
       </w:tr>
       <w:tr>
-        <w:tblPrEx>
-          <w:tblCellMar>
-            <w:top w:w="0" w:type="dxa"/>
-            <w:bottom w:w="0" w:type="dxa"/>
-          </w:tblCellMar>
-        </w:tblPrEx>
         <w:tc>
           <w:tcPr>
             <w:tcW w:w="1200" w:type="dxa"/>
@@ -24679,12 +23935,6 @@
         </w:tc>
       </w:tr>
       <w:tr>
-        <w:tblPrEx>
-          <w:tblCellMar>
-            <w:top w:w="0" w:type="dxa"/>
-            <w:bottom w:w="0" w:type="dxa"/>
-          </w:tblCellMar>
-        </w:tblPrEx>
         <w:tc>
           <w:tcPr>
             <w:tcW w:w="1200" w:type="dxa"/>
@@ -24834,12 +24084,6 @@
         </w:tc>
       </w:tr>
       <w:tr>
-        <w:tblPrEx>
-          <w:tblCellMar>
-            <w:top w:w="0" w:type="dxa"/>
-            <w:bottom w:w="0" w:type="dxa"/>
-          </w:tblCellMar>
-        </w:tblPrEx>
         <w:tc>
           <w:tcPr>
             <w:tcW w:w="1200" w:type="dxa"/>
@@ -25026,12 +24270,6 @@
         <w:gridCol w:w="3073"/>
       </w:tblGrid>
       <w:tr>
-        <w:tblPrEx>
-          <w:tblCellMar>
-            <w:top w:w="0" w:type="dxa"/>
-            <w:bottom w:w="0" w:type="dxa"/>
-          </w:tblCellMar>
-        </w:tblPrEx>
         <w:tc>
           <w:tcPr>
             <w:tcW w:w="1800" w:type="dxa"/>
@@ -25130,12 +24368,6 @@
         </w:tc>
       </w:tr>
       <w:tr>
-        <w:tblPrEx>
-          <w:tblCellMar>
-            <w:top w:w="0" w:type="dxa"/>
-            <w:bottom w:w="0" w:type="dxa"/>
-          </w:tblCellMar>
-        </w:tblPrEx>
         <w:tc>
           <w:tcPr>
             <w:tcW w:w="1800" w:type="dxa"/>
@@ -25293,12 +24525,6 @@
         </w:tc>
       </w:tr>
       <w:tr>
-        <w:tblPrEx>
-          <w:tblCellMar>
-            <w:top w:w="0" w:type="dxa"/>
-            <w:bottom w:w="0" w:type="dxa"/>
-          </w:tblCellMar>
-        </w:tblPrEx>
         <w:tc>
           <w:tcPr>
             <w:tcW w:w="1800" w:type="dxa"/>
@@ -25456,12 +24682,6 @@
         </w:tc>
       </w:tr>
       <w:tr>
-        <w:tblPrEx>
-          <w:tblCellMar>
-            <w:top w:w="0" w:type="dxa"/>
-            <w:bottom w:w="0" w:type="dxa"/>
-          </w:tblCellMar>
-        </w:tblPrEx>
         <w:tc>
           <w:tcPr>
             <w:tcW w:w="1800" w:type="dxa"/>
@@ -25635,12 +24855,6 @@
         </w:tc>
       </w:tr>
       <w:tr>
-        <w:tblPrEx>
-          <w:tblCellMar>
-            <w:top w:w="0" w:type="dxa"/>
-            <w:bottom w:w="0" w:type="dxa"/>
-          </w:tblCellMar>
-        </w:tblPrEx>
         <w:tc>
           <w:tcPr>
             <w:tcW w:w="1800" w:type="dxa"/>
@@ -25782,12 +24996,6 @@
         </w:tc>
       </w:tr>
       <w:tr>
-        <w:tblPrEx>
-          <w:tblCellMar>
-            <w:top w:w="0" w:type="dxa"/>
-            <w:bottom w:w="0" w:type="dxa"/>
-          </w:tblCellMar>
-        </w:tblPrEx>
         <w:tc>
           <w:tcPr>
             <w:tcW w:w="1800" w:type="dxa"/>
@@ -25913,12 +25121,6 @@
         </w:tc>
       </w:tr>
       <w:tr>
-        <w:tblPrEx>
-          <w:tblCellMar>
-            <w:top w:w="0" w:type="dxa"/>
-            <w:bottom w:w="0" w:type="dxa"/>
-          </w:tblCellMar>
-        </w:tblPrEx>
         <w:tc>
           <w:tcPr>
             <w:tcW w:w="1800" w:type="dxa"/>
@@ -26060,12 +25262,6 @@
         </w:tc>
       </w:tr>
       <w:tr>
-        <w:tblPrEx>
-          <w:tblCellMar>
-            <w:top w:w="0" w:type="dxa"/>
-            <w:bottom w:w="0" w:type="dxa"/>
-          </w:tblCellMar>
-        </w:tblPrEx>
         <w:tc>
           <w:tcPr>
             <w:tcW w:w="1800" w:type="dxa"/>
@@ -26239,12 +25435,6 @@
         </w:tc>
       </w:tr>
       <w:tr>
-        <w:tblPrEx>
-          <w:tblCellMar>
-            <w:top w:w="0" w:type="dxa"/>
-            <w:bottom w:w="0" w:type="dxa"/>
-          </w:tblCellMar>
-        </w:tblPrEx>
         <w:tc>
           <w:tcPr>
             <w:tcW w:w="1800" w:type="dxa"/>
@@ -26402,12 +25592,6 @@
         </w:tc>
       </w:tr>
       <w:tr>
-        <w:tblPrEx>
-          <w:tblCellMar>
-            <w:top w:w="0" w:type="dxa"/>
-            <w:bottom w:w="0" w:type="dxa"/>
-          </w:tblCellMar>
-        </w:tblPrEx>
         <w:tc>
           <w:tcPr>
             <w:tcW w:w="1800" w:type="dxa"/>
@@ -26620,12 +25804,6 @@
         <w:gridCol w:w="4825"/>
       </w:tblGrid>
       <w:tr>
-        <w:tblPrEx>
-          <w:tblCellMar>
-            <w:top w:w="0" w:type="dxa"/>
-            <w:bottom w:w="0" w:type="dxa"/>
-          </w:tblCellMar>
-        </w:tblPrEx>
         <w:tc>
           <w:tcPr>
             <w:tcW w:w="3200" w:type="dxa"/>
@@ -26692,12 +25870,6 @@
         </w:tc>
       </w:tr>
       <w:tr>
-        <w:tblPrEx>
-          <w:tblCellMar>
-            <w:top w:w="0" w:type="dxa"/>
-            <w:bottom w:w="0" w:type="dxa"/>
-          </w:tblCellMar>
-        </w:tblPrEx>
         <w:tc>
           <w:tcPr>
             <w:tcW w:w="3200" w:type="dxa"/>
@@ -26760,12 +25932,6 @@
         </w:tc>
       </w:tr>
       <w:tr>
-        <w:tblPrEx>
-          <w:tblCellMar>
-            <w:top w:w="0" w:type="dxa"/>
-            <w:bottom w:w="0" w:type="dxa"/>
-          </w:tblCellMar>
-        </w:tblPrEx>
         <w:tc>
           <w:tcPr>
             <w:tcW w:w="3200" w:type="dxa"/>
@@ -26828,12 +25994,6 @@
         </w:tc>
       </w:tr>
       <w:tr>
-        <w:tblPrEx>
-          <w:tblCellMar>
-            <w:top w:w="0" w:type="dxa"/>
-            <w:bottom w:w="0" w:type="dxa"/>
-          </w:tblCellMar>
-        </w:tblPrEx>
         <w:tc>
           <w:tcPr>
             <w:tcW w:w="3200" w:type="dxa"/>
@@ -26896,12 +26056,6 @@
         </w:tc>
       </w:tr>
       <w:tr>
-        <w:tblPrEx>
-          <w:tblCellMar>
-            <w:top w:w="0" w:type="dxa"/>
-            <w:bottom w:w="0" w:type="dxa"/>
-          </w:tblCellMar>
-        </w:tblPrEx>
         <w:tc>
           <w:tcPr>
             <w:tcW w:w="3200" w:type="dxa"/>
@@ -26964,12 +26118,6 @@
         </w:tc>
       </w:tr>
       <w:tr>
-        <w:tblPrEx>
-          <w:tblCellMar>
-            <w:top w:w="0" w:type="dxa"/>
-            <w:bottom w:w="0" w:type="dxa"/>
-          </w:tblCellMar>
-        </w:tblPrEx>
         <w:tc>
           <w:tcPr>
             <w:tcW w:w="3200" w:type="dxa"/>
@@ -27032,12 +26180,6 @@
         </w:tc>
       </w:tr>
       <w:tr>
-        <w:tblPrEx>
-          <w:tblCellMar>
-            <w:top w:w="0" w:type="dxa"/>
-            <w:bottom w:w="0" w:type="dxa"/>
-          </w:tblCellMar>
-        </w:tblPrEx>
         <w:tc>
           <w:tcPr>
             <w:tcW w:w="3200" w:type="dxa"/>
@@ -27100,12 +26242,6 @@
         </w:tc>
       </w:tr>
       <w:tr>
-        <w:tblPrEx>
-          <w:tblCellMar>
-            <w:top w:w="0" w:type="dxa"/>
-            <w:bottom w:w="0" w:type="dxa"/>
-          </w:tblCellMar>
-        </w:tblPrEx>
         <w:tc>
           <w:tcPr>
             <w:tcW w:w="3200" w:type="dxa"/>
@@ -27168,12 +26304,6 @@
         </w:tc>
       </w:tr>
       <w:tr>
-        <w:tblPrEx>
-          <w:tblCellMar>
-            <w:top w:w="0" w:type="dxa"/>
-            <w:bottom w:w="0" w:type="dxa"/>
-          </w:tblCellMar>
-        </w:tblPrEx>
         <w:tc>
           <w:tcPr>
             <w:tcW w:w="3200" w:type="dxa"/>
@@ -27236,12 +26366,6 @@
         </w:tc>
       </w:tr>
       <w:tr>
-        <w:tblPrEx>
-          <w:tblCellMar>
-            <w:top w:w="0" w:type="dxa"/>
-            <w:bottom w:w="0" w:type="dxa"/>
-          </w:tblCellMar>
-        </w:tblPrEx>
         <w:tc>
           <w:tcPr>
             <w:tcW w:w="3200" w:type="dxa"/>
@@ -27304,12 +26428,6 @@
         </w:tc>
       </w:tr>
       <w:tr>
-        <w:tblPrEx>
-          <w:tblCellMar>
-            <w:top w:w="0" w:type="dxa"/>
-            <w:bottom w:w="0" w:type="dxa"/>
-          </w:tblCellMar>
-        </w:tblPrEx>
         <w:tc>
           <w:tcPr>
             <w:tcW w:w="3200" w:type="dxa"/>
@@ -27372,12 +26490,6 @@
         </w:tc>
       </w:tr>
       <w:tr>
-        <w:tblPrEx>
-          <w:tblCellMar>
-            <w:top w:w="0" w:type="dxa"/>
-            <w:bottom w:w="0" w:type="dxa"/>
-          </w:tblCellMar>
-        </w:tblPrEx>
         <w:tc>
           <w:tcPr>
             <w:tcW w:w="3200" w:type="dxa"/>
@@ -27440,12 +26552,6 @@
         </w:tc>
       </w:tr>
       <w:tr>
-        <w:tblPrEx>
-          <w:tblCellMar>
-            <w:top w:w="0" w:type="dxa"/>
-            <w:bottom w:w="0" w:type="dxa"/>
-          </w:tblCellMar>
-        </w:tblPrEx>
         <w:tc>
           <w:tcPr>
             <w:tcW w:w="3200" w:type="dxa"/>
@@ -27508,12 +26614,6 @@
         </w:tc>
       </w:tr>
       <w:tr>
-        <w:tblPrEx>
-          <w:tblCellMar>
-            <w:top w:w="0" w:type="dxa"/>
-            <w:bottom w:w="0" w:type="dxa"/>
-          </w:tblCellMar>
-        </w:tblPrEx>
         <w:tc>
           <w:tcPr>
             <w:tcW w:w="3200" w:type="dxa"/>
@@ -27606,12 +26706,6 @@
         <w:gridCol w:w="6666"/>
       </w:tblGrid>
       <w:tr>
-        <w:tblPrEx>
-          <w:tblCellMar>
-            <w:top w:w="0" w:type="dxa"/>
-            <w:bottom w:w="0" w:type="dxa"/>
-          </w:tblCellMar>
-        </w:tblPrEx>
         <w:tc>
           <w:tcPr>
             <w:tcW w:w="2000" w:type="dxa"/>
@@ -27678,12 +26772,6 @@
         </w:tc>
       </w:tr>
       <w:tr>
-        <w:tblPrEx>
-          <w:tblCellMar>
-            <w:top w:w="0" w:type="dxa"/>
-            <w:bottom w:w="0" w:type="dxa"/>
-          </w:tblCellMar>
-        </w:tblPrEx>
         <w:tc>
           <w:tcPr>
             <w:tcW w:w="2000" w:type="dxa"/>
@@ -27753,12 +26841,6 @@
         </w:tc>
       </w:tr>
       <w:tr>
-        <w:tblPrEx>
-          <w:tblCellMar>
-            <w:top w:w="0" w:type="dxa"/>
-            <w:bottom w:w="0" w:type="dxa"/>
-          </w:tblCellMar>
-        </w:tblPrEx>
         <w:tc>
           <w:tcPr>
             <w:tcW w:w="2000" w:type="dxa"/>
@@ -27828,12 +26910,6 @@
         </w:tc>
       </w:tr>
       <w:tr>
-        <w:tblPrEx>
-          <w:tblCellMar>
-            <w:top w:w="0" w:type="dxa"/>
-            <w:bottom w:w="0" w:type="dxa"/>
-          </w:tblCellMar>
-        </w:tblPrEx>
         <w:tc>
           <w:tcPr>
             <w:tcW w:w="2000" w:type="dxa"/>
@@ -27894,12 +26970,6 @@
         </w:tc>
       </w:tr>
       <w:tr>
-        <w:tblPrEx>
-          <w:tblCellMar>
-            <w:top w:w="0" w:type="dxa"/>
-            <w:bottom w:w="0" w:type="dxa"/>
-          </w:tblCellMar>
-        </w:tblPrEx>
         <w:tc>
           <w:tcPr>
             <w:tcW w:w="2000" w:type="dxa"/>
@@ -27960,12 +27030,6 @@
         </w:tc>
       </w:tr>
       <w:tr>
-        <w:tblPrEx>
-          <w:tblCellMar>
-            <w:top w:w="0" w:type="dxa"/>
-            <w:bottom w:w="0" w:type="dxa"/>
-          </w:tblCellMar>
-        </w:tblPrEx>
         <w:tc>
           <w:tcPr>
             <w:tcW w:w="2000" w:type="dxa"/>
@@ -28026,12 +27090,6 @@
         </w:tc>
       </w:tr>
       <w:tr>
-        <w:tblPrEx>
-          <w:tblCellMar>
-            <w:top w:w="0" w:type="dxa"/>
-            <w:bottom w:w="0" w:type="dxa"/>
-          </w:tblCellMar>
-        </w:tblPrEx>
         <w:tc>
           <w:tcPr>
             <w:tcW w:w="2000" w:type="dxa"/>
@@ -28092,12 +27150,6 @@
         </w:tc>
       </w:tr>
       <w:tr>
-        <w:tblPrEx>
-          <w:tblCellMar>
-            <w:top w:w="0" w:type="dxa"/>
-            <w:bottom w:w="0" w:type="dxa"/>
-          </w:tblCellMar>
-        </w:tblPrEx>
         <w:tc>
           <w:tcPr>
             <w:tcW w:w="2000" w:type="dxa"/>
@@ -28158,12 +27210,6 @@
         </w:tc>
       </w:tr>
       <w:tr>
-        <w:tblPrEx>
-          <w:tblCellMar>
-            <w:top w:w="0" w:type="dxa"/>
-            <w:bottom w:w="0" w:type="dxa"/>
-          </w:tblCellMar>
-        </w:tblPrEx>
         <w:tc>
           <w:tcPr>
             <w:tcW w:w="2000" w:type="dxa"/>
@@ -28224,12 +27270,6 @@
         </w:tc>
       </w:tr>
       <w:tr>
-        <w:tblPrEx>
-          <w:tblCellMar>
-            <w:top w:w="0" w:type="dxa"/>
-            <w:bottom w:w="0" w:type="dxa"/>
-          </w:tblCellMar>
-        </w:tblPrEx>
         <w:tc>
           <w:tcPr>
             <w:tcW w:w="2000" w:type="dxa"/>
@@ -28290,12 +27330,6 @@
         </w:tc>
       </w:tr>
       <w:tr>
-        <w:tblPrEx>
-          <w:tblCellMar>
-            <w:top w:w="0" w:type="dxa"/>
-            <w:bottom w:w="0" w:type="dxa"/>
-          </w:tblCellMar>
-        </w:tblPrEx>
         <w:tc>
           <w:tcPr>
             <w:tcW w:w="2000" w:type="dxa"/>
@@ -28356,12 +27390,6 @@
         </w:tc>
       </w:tr>
       <w:tr>
-        <w:tblPrEx>
-          <w:tblCellMar>
-            <w:top w:w="0" w:type="dxa"/>
-            <w:bottom w:w="0" w:type="dxa"/>
-          </w:tblCellMar>
-        </w:tblPrEx>
         <w:tc>
           <w:tcPr>
             <w:tcW w:w="2000" w:type="dxa"/>
@@ -28438,12 +27466,6 @@
         </w:tc>
       </w:tr>
       <w:tr>
-        <w:tblPrEx>
-          <w:tblCellMar>
-            <w:top w:w="0" w:type="dxa"/>
-            <w:bottom w:w="0" w:type="dxa"/>
-          </w:tblCellMar>
-        </w:tblPrEx>
         <w:tc>
           <w:tcPr>
             <w:tcW w:w="2000" w:type="dxa"/>
@@ -28504,12 +27526,6 @@
         </w:tc>
       </w:tr>
       <w:tr>
-        <w:tblPrEx>
-          <w:tblCellMar>
-            <w:top w:w="0" w:type="dxa"/>
-            <w:bottom w:w="0" w:type="dxa"/>
-          </w:tblCellMar>
-        </w:tblPrEx>
         <w:tc>
           <w:tcPr>
             <w:tcW w:w="2000" w:type="dxa"/>
@@ -28607,12 +27623,6 @@
         <w:gridCol w:w="4466"/>
       </w:tblGrid>
       <w:tr>
-        <w:tblPrEx>
-          <w:tblCellMar>
-            <w:top w:w="0" w:type="dxa"/>
-            <w:bottom w:w="0" w:type="dxa"/>
-          </w:tblCellMar>
-        </w:tblPrEx>
         <w:tc>
           <w:tcPr>
             <w:tcW w:w="1400" w:type="dxa"/>
@@ -28711,12 +27721,6 @@
         </w:tc>
       </w:tr>
       <w:tr>
-        <w:tblPrEx>
-          <w:tblCellMar>
-            <w:top w:w="0" w:type="dxa"/>
-            <w:bottom w:w="0" w:type="dxa"/>
-          </w:tblCellMar>
-        </w:tblPrEx>
         <w:tc>
           <w:tcPr>
             <w:tcW w:w="1400" w:type="dxa"/>
@@ -28806,12 +27810,6 @@
         </w:tc>
       </w:tr>
       <w:tr>
-        <w:tblPrEx>
-          <w:tblCellMar>
-            <w:top w:w="0" w:type="dxa"/>
-            <w:bottom w:w="0" w:type="dxa"/>
-          </w:tblCellMar>
-        </w:tblPrEx>
         <w:tc>
           <w:tcPr>
             <w:tcW w:w="1400" w:type="dxa"/>
@@ -28901,12 +27899,6 @@
         </w:tc>
       </w:tr>
       <w:tr>
-        <w:tblPrEx>
-          <w:tblCellMar>
-            <w:top w:w="0" w:type="dxa"/>
-            <w:bottom w:w="0" w:type="dxa"/>
-          </w:tblCellMar>
-        </w:tblPrEx>
         <w:tc>
           <w:tcPr>
             <w:tcW w:w="1400" w:type="dxa"/>
@@ -28996,12 +27988,6 @@
         </w:tc>
       </w:tr>
       <w:tr>
-        <w:tblPrEx>
-          <w:tblCellMar>
-            <w:top w:w="0" w:type="dxa"/>
-            <w:bottom w:w="0" w:type="dxa"/>
-          </w:tblCellMar>
-        </w:tblPrEx>
         <w:tc>
           <w:tcPr>
             <w:tcW w:w="1400" w:type="dxa"/>
@@ -29091,12 +28077,6 @@
         </w:tc>
       </w:tr>
       <w:tr>
-        <w:tblPrEx>
-          <w:tblCellMar>
-            <w:top w:w="0" w:type="dxa"/>
-            <w:bottom w:w="0" w:type="dxa"/>
-          </w:tblCellMar>
-        </w:tblPrEx>
         <w:tc>
           <w:tcPr>
             <w:tcW w:w="1400" w:type="dxa"/>
@@ -29186,12 +28166,6 @@
         </w:tc>
       </w:tr>
       <w:tr>
-        <w:tblPrEx>
-          <w:tblCellMar>
-            <w:top w:w="0" w:type="dxa"/>
-            <w:bottom w:w="0" w:type="dxa"/>
-          </w:tblCellMar>
-        </w:tblPrEx>
         <w:tc>
           <w:tcPr>
             <w:tcW w:w="1400" w:type="dxa"/>
@@ -29281,12 +28255,6 @@
         </w:tc>
       </w:tr>
       <w:tr>
-        <w:tblPrEx>
-          <w:tblCellMar>
-            <w:top w:w="0" w:type="dxa"/>
-            <w:bottom w:w="0" w:type="dxa"/>
-          </w:tblCellMar>
-        </w:tblPrEx>
         <w:tc>
           <w:tcPr>
             <w:tcW w:w="1400" w:type="dxa"/>
@@ -29376,12 +28344,6 @@
         </w:tc>
       </w:tr>
       <w:tr>
-        <w:tblPrEx>
-          <w:tblCellMar>
-            <w:top w:w="0" w:type="dxa"/>
-            <w:bottom w:w="0" w:type="dxa"/>
-          </w:tblCellMar>
-        </w:tblPrEx>
         <w:tc>
           <w:tcPr>
             <w:tcW w:w="1400" w:type="dxa"/>
@@ -29471,12 +28433,6 @@
         </w:tc>
       </w:tr>
       <w:tr>
-        <w:tblPrEx>
-          <w:tblCellMar>
-            <w:top w:w="0" w:type="dxa"/>
-            <w:bottom w:w="0" w:type="dxa"/>
-          </w:tblCellMar>
-        </w:tblPrEx>
         <w:tc>
           <w:tcPr>
             <w:tcW w:w="1400" w:type="dxa"/>
@@ -29566,12 +28522,6 @@
         </w:tc>
       </w:tr>
       <w:tr>
-        <w:tblPrEx>
-          <w:tblCellMar>
-            <w:top w:w="0" w:type="dxa"/>
-            <w:bottom w:w="0" w:type="dxa"/>
-          </w:tblCellMar>
-        </w:tblPrEx>
         <w:tc>
           <w:tcPr>
             <w:tcW w:w="1400" w:type="dxa"/>
@@ -29661,12 +28611,6 @@
         </w:tc>
       </w:tr>
       <w:tr>
-        <w:tblPrEx>
-          <w:tblCellMar>
-            <w:top w:w="0" w:type="dxa"/>
-            <w:bottom w:w="0" w:type="dxa"/>
-          </w:tblCellMar>
-        </w:tblPrEx>
         <w:tc>
           <w:tcPr>
             <w:tcW w:w="1400" w:type="dxa"/>
@@ -29791,12 +28735,6 @@
         <w:gridCol w:w="6666"/>
       </w:tblGrid>
       <w:tr>
-        <w:tblPrEx>
-          <w:tblCellMar>
-            <w:top w:w="0" w:type="dxa"/>
-            <w:bottom w:w="0" w:type="dxa"/>
-          </w:tblCellMar>
-        </w:tblPrEx>
         <w:tc>
           <w:tcPr>
             <w:tcW w:w="2000" w:type="dxa"/>
@@ -29863,12 +28801,6 @@
         </w:tc>
       </w:tr>
       <w:tr>
-        <w:tblPrEx>
-          <w:tblCellMar>
-            <w:top w:w="0" w:type="dxa"/>
-            <w:bottom w:w="0" w:type="dxa"/>
-          </w:tblCellMar>
-        </w:tblPrEx>
         <w:tc>
           <w:tcPr>
             <w:tcW w:w="2000" w:type="dxa"/>
@@ -29929,12 +28861,6 @@
         </w:tc>
       </w:tr>
       <w:tr>
-        <w:tblPrEx>
-          <w:tblCellMar>
-            <w:top w:w="0" w:type="dxa"/>
-            <w:bottom w:w="0" w:type="dxa"/>
-          </w:tblCellMar>
-        </w:tblPrEx>
         <w:tc>
           <w:tcPr>
             <w:tcW w:w="2000" w:type="dxa"/>
@@ -29995,12 +28921,6 @@
         </w:tc>
       </w:tr>
       <w:tr>
-        <w:tblPrEx>
-          <w:tblCellMar>
-            <w:top w:w="0" w:type="dxa"/>
-            <w:bottom w:w="0" w:type="dxa"/>
-          </w:tblCellMar>
-        </w:tblPrEx>
         <w:tc>
           <w:tcPr>
             <w:tcW w:w="2000" w:type="dxa"/>
@@ -30061,12 +28981,6 @@
         </w:tc>
       </w:tr>
       <w:tr>
-        <w:tblPrEx>
-          <w:tblCellMar>
-            <w:top w:w="0" w:type="dxa"/>
-            <w:bottom w:w="0" w:type="dxa"/>
-          </w:tblCellMar>
-        </w:tblPrEx>
         <w:tc>
           <w:tcPr>
             <w:tcW w:w="2000" w:type="dxa"/>
@@ -30127,12 +29041,6 @@
         </w:tc>
       </w:tr>
       <w:tr>
-        <w:tblPrEx>
-          <w:tblCellMar>
-            <w:top w:w="0" w:type="dxa"/>
-            <w:bottom w:w="0" w:type="dxa"/>
-          </w:tblCellMar>
-        </w:tblPrEx>
         <w:tc>
           <w:tcPr>
             <w:tcW w:w="2000" w:type="dxa"/>
@@ -30193,12 +29101,6 @@
         </w:tc>
       </w:tr>
       <w:tr>
-        <w:tblPrEx>
-          <w:tblCellMar>
-            <w:top w:w="0" w:type="dxa"/>
-            <w:bottom w:w="0" w:type="dxa"/>
-          </w:tblCellMar>
-        </w:tblPrEx>
         <w:tc>
           <w:tcPr>
             <w:tcW w:w="2000" w:type="dxa"/>
@@ -30259,12 +29161,6 @@
         </w:tc>
       </w:tr>
       <w:tr>
-        <w:tblPrEx>
-          <w:tblCellMar>
-            <w:top w:w="0" w:type="dxa"/>
-            <w:bottom w:w="0" w:type="dxa"/>
-          </w:tblCellMar>
-        </w:tblPrEx>
         <w:tc>
           <w:tcPr>
             <w:tcW w:w="2000" w:type="dxa"/>
@@ -30325,12 +29221,6 @@
         </w:tc>
       </w:tr>
       <w:tr>
-        <w:tblPrEx>
-          <w:tblCellMar>
-            <w:top w:w="0" w:type="dxa"/>
-            <w:bottom w:w="0" w:type="dxa"/>
-          </w:tblCellMar>
-        </w:tblPrEx>
         <w:tc>
           <w:tcPr>
             <w:tcW w:w="2000" w:type="dxa"/>
@@ -30391,12 +29281,6 @@
         </w:tc>
       </w:tr>
       <w:tr>
-        <w:tblPrEx>
-          <w:tblCellMar>
-            <w:top w:w="0" w:type="dxa"/>
-            <w:bottom w:w="0" w:type="dxa"/>
-          </w:tblCellMar>
-        </w:tblPrEx>
         <w:tc>
           <w:tcPr>
             <w:tcW w:w="2000" w:type="dxa"/>
@@ -30457,12 +29341,6 @@
         </w:tc>
       </w:tr>
       <w:tr>
-        <w:tblPrEx>
-          <w:tblCellMar>
-            <w:top w:w="0" w:type="dxa"/>
-            <w:bottom w:w="0" w:type="dxa"/>
-          </w:tblCellMar>
-        </w:tblPrEx>
         <w:tc>
           <w:tcPr>
             <w:tcW w:w="2000" w:type="dxa"/>
@@ -30523,12 +29401,6 @@
         </w:tc>
       </w:tr>
       <w:tr>
-        <w:tblPrEx>
-          <w:tblCellMar>
-            <w:top w:w="0" w:type="dxa"/>
-            <w:bottom w:w="0" w:type="dxa"/>
-          </w:tblCellMar>
-        </w:tblPrEx>
         <w:tc>
           <w:tcPr>
             <w:tcW w:w="2000" w:type="dxa"/>
@@ -30589,12 +29461,6 @@
         </w:tc>
       </w:tr>
       <w:tr>
-        <w:tblPrEx>
-          <w:tblCellMar>
-            <w:top w:w="0" w:type="dxa"/>
-            <w:bottom w:w="0" w:type="dxa"/>
-          </w:tblCellMar>
-        </w:tblPrEx>
         <w:tc>
           <w:tcPr>
             <w:tcW w:w="2000" w:type="dxa"/>
@@ -30657,8 +29523,8 @@
     </w:tbl>
     <w:p/>
     <w:sectPr>
-      <w:headerReference w:type="default" r:id="rId7"/>
-      <w:footerReference w:type="default" r:id="rId8"/>
+      <w:headerReference w:type="default" r:id="rId8"/>
+      <w:footerReference w:type="default" r:id="rId9"/>
       <w:pgSz w:w="11906" w:h="16838"/>
       <w:pgMar w:top="1440" w:right="1440" w:bottom="1440" w:left="1800" w:header="708" w:footer="708" w:gutter="0"/>
       <w:cols w:space="708"/>
@@ -31186,7 +30052,7 @@
     <w:lsdException w:name="Table Web 2" w:semiHidden="1" w:unhideWhenUsed="1"/>
     <w:lsdException w:name="Table Web 3" w:semiHidden="1" w:unhideWhenUsed="1"/>
     <w:lsdException w:name="Balloon Text" w:semiHidden="1" w:unhideWhenUsed="1"/>
-    <w:lsdException w:name="Table Grid" w:uiPriority="39"/>
+    <w:lsdException w:name="Table Grid" w:uiPriority="59"/>
     <w:lsdException w:name="Table Theme" w:semiHidden="1" w:unhideWhenUsed="1"/>
     <w:lsdException w:name="Placeholder Text" w:semiHidden="1"/>
     <w:lsdException w:name="No Spacing" w:uiPriority="1" w:qFormat="1"/>
@@ -31506,7 +30372,6 @@
   <w:style w:type="character" w:default="1" w:styleId="DefaultParagraphFont">
     <w:name w:val="Default Paragraph Font"/>
     <w:uiPriority w:val="1"/>
-    <w:semiHidden/>
     <w:unhideWhenUsed/>
   </w:style>
   <w:style w:type="table" w:default="1" w:styleId="TableNormal">
@@ -31620,6 +30485,55 @@
     <w:rPr>
       <w:sz w:val="20"/>
       <w:szCs w:val="20"/>
+    </w:rPr>
+  </w:style>
+  <w:style w:type="paragraph" w:customStyle="1" w:styleId="Default">
+    <w:name w:val="Default"/>
+    <w:rsid w:val="0087448C"/>
+    <w:pPr>
+      <w:autoSpaceDE w:val="0"/>
+      <w:autoSpaceDN w:val="0"/>
+      <w:adjustRightInd w:val="0"/>
+    </w:pPr>
+    <w:rPr>
+      <w:rFonts w:ascii="Century" w:eastAsiaTheme="minorEastAsia" w:hAnsi="Century" w:cs="Century"/>
+      <w:color w:val="000000"/>
+      <w:lang w:val="en-US" w:eastAsia="en-US"/>
+    </w:rPr>
+  </w:style>
+  <w:style w:type="table" w:styleId="TableGrid">
+    <w:name w:val="Table Grid"/>
+    <w:basedOn w:val="TableNormal"/>
+    <w:uiPriority w:val="59"/>
+    <w:rsid w:val="0087448C"/>
+    <w:rPr>
+      <w:rFonts w:asciiTheme="minorHAnsi" w:eastAsiaTheme="minorEastAsia" w:hAnsiTheme="minorHAnsi" w:cstheme="minorBidi"/>
+      <w:color w:val="auto"/>
+      <w:sz w:val="22"/>
+      <w:szCs w:val="22"/>
+      <w:lang w:val="en-US" w:eastAsia="en-US"/>
+    </w:rPr>
+    <w:tblPr>
+      <w:tblBorders>
+        <w:top w:val="single" w:sz="4" w:space="0" w:color="auto"/>
+        <w:left w:val="single" w:sz="4" w:space="0" w:color="auto"/>
+        <w:bottom w:val="single" w:sz="4" w:space="0" w:color="auto"/>
+        <w:right w:val="single" w:sz="4" w:space="0" w:color="auto"/>
+        <w:insideH w:val="single" w:sz="4" w:space="0" w:color="auto"/>
+        <w:insideV w:val="single" w:sz="4" w:space="0" w:color="auto"/>
+      </w:tblBorders>
+    </w:tblPr>
+  </w:style>
+  <w:style w:type="character" w:styleId="UnresolvedMention">
+    <w:name w:val="Unresolved Mention"/>
+    <w:basedOn w:val="DefaultParagraphFont"/>
+    <w:uiPriority w:val="99"/>
+    <w:semiHidden/>
+    <w:unhideWhenUsed/>
+    <w:rsid w:val="0087448C"/>
+    <w:rPr>
+      <w:color w:val="605E5C"/>
+      <w:shd w:val="clear" w:color="auto" w:fill="E1DFDD"/>
     </w:rPr>
   </w:style>
 </w:styles>
